--- a/LAB EXPERIMENTS.docx
+++ b/LAB EXPERIMENTS.docx
@@ -1,6 +1,6 @@
 
 <file path=word/document.xml><?xml version="1.0" encoding="utf-8"?>
-<w:document xmlns:wpc="http://schemas.microsoft.com/office/word/2010/wordprocessingCanvas" xmlns:cx="http://schemas.microsoft.com/office/drawing/2014/chartex" xmlns:cx1="http://schemas.microsoft.com/office/drawing/2015/9/8/chartex" xmlns:cx2="http://schemas.microsoft.com/office/drawing/2015/10/21/chartex" xmlns:cx3="http://schemas.microsoft.com/office/drawing/2016/5/9/chartex" xmlns:cx4="http://schemas.microsoft.com/office/drawing/2016/5/10/chartex" xmlns:cx5="http://schemas.microsoft.com/office/drawing/2016/5/11/chartex" xmlns:cx6="http://schemas.microsoft.com/office/drawing/2016/5/12/chartex" xmlns:cx7="http://schemas.microsoft.com/office/drawing/2016/5/13/chartex" xmlns:cx8="http://schemas.microsoft.com/office/drawing/2016/5/14/chartex" xmlns:mc="http://schemas.openxmlformats.org/markup-compatibility/2006" xmlns:aink="http://schemas.microsoft.com/office/drawing/2016/ink" xmlns:am3d="http://schemas.microsoft.com/office/drawing/2017/model3d" xmlns:o="urn:schemas-microsoft-com:office:office" xmlns:oel="http://schemas.microsoft.com/office/2019/extlst" xmlns:r="http://schemas.openxmlformats.org/officeDocument/2006/relationships" xmlns:m="http://schemas.openxmlformats.org/officeDocument/2006/math" xmlns:v="urn:schemas-microsoft-com:vml" xmlns:wp14="http://schemas.microsoft.com/office/word/2010/wordprocessingDrawing" xmlns:wp="http://schemas.openxmlformats.org/drawingml/2006/wordprocessingDrawing" xmlns:w10="urn:schemas-microsoft-com:office:word" xmlns:w="http://schemas.openxmlformats.org/wordprocessingml/2006/main" xmlns:w14="http://schemas.microsoft.com/office/word/2010/wordml" xmlns:w15="http://schemas.microsoft.com/office/word/2012/wordml" xmlns:w16cex="http://schemas.microsoft.com/office/word/2018/wordml/cex" xmlns:w16cid="http://schemas.microsoft.com/office/word/2016/wordml/cid" xmlns:w16="http://schemas.microsoft.com/office/word/2018/wordml" xmlns:w16du="http://schemas.microsoft.com/office/word/2023/wordml/word16du" xmlns:w16sdtdh="http://schemas.microsoft.com/office/word/2020/wordml/sdtdatahash" xmlns:w16sdtfl="http://schemas.microsoft.com/office/word/2024/wordml/sdtformatlock" xmlns:w16se="http://schemas.microsoft.com/office/word/2015/wordml/symex" xmlns:wpg="http://schemas.microsoft.com/office/word/2010/wordprocessingGroup" xmlns:wpi="http://schemas.microsoft.com/office/word/2010/wordprocessingInk" xmlns:wne="http://schemas.microsoft.com/office/word/2006/wordml" xmlns:wps="http://schemas.microsoft.com/office/word/2010/wordprocessingShape" mc:Ignorable="w14 w15 w16se w16cid w16 w16cex w16sdtdh w16sdtfl w16du wp14">
+<w:document xmlns:wpc="http://schemas.microsoft.com/office/word/2010/wordprocessingCanvas" xmlns:cx="http://schemas.microsoft.com/office/drawing/2014/chartex" xmlns:cx1="http://schemas.microsoft.com/office/drawing/2015/9/8/chartex" xmlns:cx2="http://schemas.microsoft.com/office/drawing/2015/10/21/chartex" xmlns:cx3="http://schemas.microsoft.com/office/drawing/2016/5/9/chartex" xmlns:cx4="http://schemas.microsoft.com/office/drawing/2016/5/10/chartex" xmlns:cx5="http://schemas.microsoft.com/office/drawing/2016/5/11/chartex" xmlns:cx6="http://schemas.microsoft.com/office/drawing/2016/5/12/chartex" xmlns:cx7="http://schemas.microsoft.com/office/drawing/2016/5/13/chartex" xmlns:cx8="http://schemas.microsoft.com/office/drawing/2016/5/14/chartex" xmlns:mc="http://schemas.openxmlformats.org/markup-compatibility/2006" xmlns:aink="http://schemas.microsoft.com/office/drawing/2016/ink" xmlns:am3d="http://schemas.microsoft.com/office/drawing/2017/model3d" xmlns:o="urn:schemas-microsoft-com:office:office" xmlns:oel="http://schemas.microsoft.com/office/2019/extlst" xmlns:r="http://schemas.openxmlformats.org/officeDocument/2006/relationships" xmlns:m="http://schemas.openxmlformats.org/officeDocument/2006/math" xmlns:v="urn:schemas-microsoft-com:vml" xmlns:wp14="http://schemas.microsoft.com/office/word/2010/wordprocessingDrawing" xmlns:wp="http://schemas.openxmlformats.org/drawingml/2006/wordprocessingDrawing" xmlns:w10="urn:schemas-microsoft-com:office:word" xmlns:w="http://schemas.openxmlformats.org/wordprocessingml/2006/main" xmlns:w14="http://schemas.microsoft.com/office/word/2010/wordml" xmlns:w15="http://schemas.microsoft.com/office/word/2012/wordml" xmlns:w16cei="http://schemas.microsoft.com/office/word/2026/wordml/cei" xmlns:w16cex="http://schemas.microsoft.com/office/word/2018/wordml/cex" xmlns:w16cid="http://schemas.microsoft.com/office/word/2016/wordml/cid" xmlns:w16="http://schemas.microsoft.com/office/word/2018/wordml" xmlns:w16du="http://schemas.microsoft.com/office/word/2023/wordml/word16du" xmlns:w16sdtdh="http://schemas.microsoft.com/office/word/2020/wordml/sdtdatahash" xmlns:w16sdtfl="http://schemas.microsoft.com/office/word/2024/wordml/sdtformatlock" xmlns:w16se="http://schemas.microsoft.com/office/word/2015/wordml/symex" xmlns:wpg="http://schemas.microsoft.com/office/word/2010/wordprocessingGroup" xmlns:wpi="http://schemas.microsoft.com/office/word/2010/wordprocessingInk" xmlns:wne="http://schemas.microsoft.com/office/word/2006/wordml" xmlns:wps="http://schemas.microsoft.com/office/word/2010/wordprocessingShape" mc:Ignorable="w14 w15 w16se w16cid w16 w16cex w16sdtdh w16sdtfl w16du wp14">
   <w:body>
     <w:p>
       <w:pPr>
@@ -65,7 +65,6 @@
           <w:rFonts w:ascii="Times New Roman" w:hAnsi="Times New Roman" w:cs="Times New Roman"/>
         </w:rPr>
       </w:pPr>
-      <w:proofErr w:type="gramStart"/>
       <w:r>
         <w:rPr>
           <w:rFonts w:ascii="Times New Roman" w:hAnsi="Times New Roman" w:cs="Times New Roman"/>
@@ -76,28 +75,7 @@
         <w:rPr>
           <w:rFonts w:ascii="Times New Roman" w:hAnsi="Times New Roman" w:cs="Times New Roman"/>
         </w:rPr>
-        <w:t xml:space="preserve"> :</w:t>
-      </w:r>
-      <w:proofErr w:type="gramEnd"/>
-      <w:r>
-        <w:rPr>
-          <w:rFonts w:ascii="Times New Roman" w:hAnsi="Times New Roman" w:cs="Times New Roman"/>
-        </w:rPr>
-        <w:t xml:space="preserve"> </w:t>
-      </w:r>
-      <w:proofErr w:type="gramStart"/>
-      <w:r>
-        <w:rPr>
-          <w:rFonts w:ascii="Times New Roman" w:hAnsi="Times New Roman" w:cs="Times New Roman"/>
-        </w:rPr>
-        <w:t>R.SABARISH</w:t>
-      </w:r>
-      <w:proofErr w:type="gramEnd"/>
-      <w:r>
-        <w:rPr>
-          <w:rFonts w:ascii="Times New Roman" w:hAnsi="Times New Roman" w:cs="Times New Roman"/>
-        </w:rPr>
-        <w:t xml:space="preserve"> </w:t>
+        <w:t xml:space="preserve"> : R.SABARISH </w:t>
       </w:r>
     </w:p>
     <w:p>
@@ -111,21 +89,7 @@
         <w:rPr>
           <w:rFonts w:ascii="Times New Roman" w:hAnsi="Times New Roman" w:cs="Times New Roman"/>
         </w:rPr>
-        <w:t xml:space="preserve">REG </w:t>
-      </w:r>
-      <w:proofErr w:type="gramStart"/>
-      <w:r>
-        <w:rPr>
-          <w:rFonts w:ascii="Times New Roman" w:hAnsi="Times New Roman" w:cs="Times New Roman"/>
-        </w:rPr>
-        <w:t>NO :</w:t>
-      </w:r>
-      <w:proofErr w:type="gramEnd"/>
-      <w:r>
-        <w:rPr>
-          <w:rFonts w:ascii="Times New Roman" w:hAnsi="Times New Roman" w:cs="Times New Roman"/>
-        </w:rPr>
-        <w:t xml:space="preserve"> 192324092 </w:t>
+        <w:t xml:space="preserve">REG NO : 192324092 </w:t>
       </w:r>
     </w:p>
     <w:p>
@@ -164,182 +128,77 @@
         <w:rPr>
           <w:rFonts w:ascii="Times New Roman" w:hAnsi="Times New Roman" w:cs="Times New Roman"/>
         </w:rPr>
-        <w:t xml:space="preserve">from </w:t>
-      </w:r>
-      <w:proofErr w:type="spellStart"/>
-      <w:proofErr w:type="gramStart"/>
-      <w:r>
-        <w:rPr>
-          <w:rFonts w:ascii="Times New Roman" w:hAnsi="Times New Roman" w:cs="Times New Roman"/>
-        </w:rPr>
-        <w:t>google.colab</w:t>
-      </w:r>
-      <w:proofErr w:type="spellEnd"/>
-      <w:proofErr w:type="gramEnd"/>
-      <w:r>
-        <w:rPr>
-          <w:rFonts w:ascii="Times New Roman" w:hAnsi="Times New Roman" w:cs="Times New Roman"/>
-        </w:rPr>
-        <w:t xml:space="preserve"> import files</w:t>
-      </w:r>
-    </w:p>
-    <w:p>
-      <w:pPr>
-        <w:rPr>
-          <w:rFonts w:ascii="Times New Roman" w:hAnsi="Times New Roman" w:cs="Times New Roman"/>
-        </w:rPr>
-      </w:pPr>
-      <w:r>
-        <w:rPr>
-          <w:rFonts w:ascii="Times New Roman" w:hAnsi="Times New Roman" w:cs="Times New Roman"/>
-        </w:rPr>
-        <w:t xml:space="preserve">uploaded = </w:t>
-      </w:r>
-      <w:proofErr w:type="spellStart"/>
-      <w:proofErr w:type="gramStart"/>
-      <w:r>
-        <w:rPr>
-          <w:rFonts w:ascii="Times New Roman" w:hAnsi="Times New Roman" w:cs="Times New Roman"/>
-        </w:rPr>
-        <w:t>files.upload</w:t>
-      </w:r>
-      <w:proofErr w:type="spellEnd"/>
-      <w:proofErr w:type="gramEnd"/>
-      <w:r>
-        <w:rPr>
-          <w:rFonts w:ascii="Times New Roman" w:hAnsi="Times New Roman" w:cs="Times New Roman"/>
-        </w:rPr>
-        <w:t>()</w:t>
-      </w:r>
-    </w:p>
-    <w:p>
-      <w:pPr>
-        <w:rPr>
-          <w:rFonts w:ascii="Times New Roman" w:hAnsi="Times New Roman" w:cs="Times New Roman"/>
-        </w:rPr>
-      </w:pPr>
-      <w:proofErr w:type="spellStart"/>
-      <w:r>
-        <w:rPr>
-          <w:rFonts w:ascii="Times New Roman" w:hAnsi="Times New Roman" w:cs="Times New Roman"/>
-        </w:rPr>
-        <w:t>df</w:t>
-      </w:r>
-      <w:proofErr w:type="spellEnd"/>
-      <w:r>
-        <w:rPr>
-          <w:rFonts w:ascii="Times New Roman" w:hAnsi="Times New Roman" w:cs="Times New Roman"/>
-        </w:rPr>
-        <w:t xml:space="preserve"> = </w:t>
-      </w:r>
-      <w:proofErr w:type="spellStart"/>
-      <w:proofErr w:type="gramStart"/>
-      <w:r>
-        <w:rPr>
-          <w:rFonts w:ascii="Times New Roman" w:hAnsi="Times New Roman" w:cs="Times New Roman"/>
-        </w:rPr>
-        <w:t>pd.read</w:t>
-      </w:r>
-      <w:proofErr w:type="gramEnd"/>
-      <w:r>
-        <w:rPr>
-          <w:rFonts w:ascii="Times New Roman" w:hAnsi="Times New Roman" w:cs="Times New Roman"/>
-        </w:rPr>
-        <w:t>_csv</w:t>
-      </w:r>
-      <w:proofErr w:type="spellEnd"/>
-      <w:r>
-        <w:rPr>
-          <w:rFonts w:ascii="Times New Roman" w:hAnsi="Times New Roman" w:cs="Times New Roman"/>
-        </w:rPr>
-        <w:t>("departments.csv")</w:t>
-      </w:r>
-    </w:p>
-    <w:p>
-      <w:pPr>
-        <w:rPr>
-          <w:rFonts w:ascii="Times New Roman" w:hAnsi="Times New Roman" w:cs="Times New Roman"/>
-        </w:rPr>
-      </w:pPr>
-      <w:proofErr w:type="gramStart"/>
-      <w:r>
-        <w:rPr>
-          <w:rFonts w:ascii="Times New Roman" w:hAnsi="Times New Roman" w:cs="Times New Roman"/>
-        </w:rPr>
-        <w:t>print(</w:t>
-      </w:r>
-      <w:proofErr w:type="gramEnd"/>
-      <w:r>
-        <w:rPr>
-          <w:rFonts w:ascii="Times New Roman" w:hAnsi="Times New Roman" w:cs="Times New Roman"/>
-        </w:rPr>
-        <w:t>"Distinct Department IDs:")</w:t>
-      </w:r>
-    </w:p>
-    <w:p>
-      <w:pPr>
-        <w:rPr>
-          <w:rFonts w:ascii="Times New Roman" w:hAnsi="Times New Roman" w:cs="Times New Roman"/>
-        </w:rPr>
-      </w:pPr>
-      <w:r>
-        <w:rPr>
-          <w:rFonts w:ascii="Times New Roman" w:hAnsi="Times New Roman" w:cs="Times New Roman"/>
-        </w:rPr>
-        <w:t>print(</w:t>
-      </w:r>
-      <w:proofErr w:type="spellStart"/>
-      <w:r>
-        <w:rPr>
-          <w:rFonts w:ascii="Times New Roman" w:hAnsi="Times New Roman" w:cs="Times New Roman"/>
-        </w:rPr>
-        <w:t>df</w:t>
-      </w:r>
-      <w:proofErr w:type="spellEnd"/>
-      <w:r>
-        <w:rPr>
-          <w:rFonts w:ascii="Times New Roman" w:hAnsi="Times New Roman" w:cs="Times New Roman"/>
-        </w:rPr>
-        <w:t>["DEPARTMENT_ID"</w:t>
-      </w:r>
-      <w:proofErr w:type="gramStart"/>
-      <w:r>
-        <w:rPr>
-          <w:rFonts w:ascii="Times New Roman" w:hAnsi="Times New Roman" w:cs="Times New Roman"/>
-        </w:rPr>
-        <w:t>].unique</w:t>
-      </w:r>
-      <w:proofErr w:type="gramEnd"/>
-      <w:r>
-        <w:rPr>
-          <w:rFonts w:ascii="Times New Roman" w:hAnsi="Times New Roman" w:cs="Times New Roman"/>
-        </w:rPr>
-        <w:t>())</w:t>
-      </w:r>
-    </w:p>
-    <w:p>
-      <w:pPr>
-        <w:rPr>
-          <w:rFonts w:ascii="Times New Roman" w:hAnsi="Times New Roman" w:cs="Times New Roman"/>
-        </w:rPr>
-      </w:pPr>
-      <w:proofErr w:type="gramStart"/>
-      <w:r>
-        <w:rPr>
-          <w:rFonts w:ascii="Times New Roman" w:hAnsi="Times New Roman" w:cs="Times New Roman"/>
-        </w:rPr>
-        <w:t>OUTPUT :</w:t>
-      </w:r>
-      <w:proofErr w:type="gramEnd"/>
-      <w:r>
-        <w:rPr>
-          <w:rFonts w:ascii="Times New Roman" w:hAnsi="Times New Roman" w:cs="Times New Roman"/>
-        </w:rPr>
-        <w:t xml:space="preserve"> </w:t>
-      </w:r>
-      <w:r>
-        <w:rPr>
-          <w:rFonts w:ascii="Times New Roman" w:hAnsi="Times New Roman" w:cs="Times New Roman"/>
+        <w:t>from google.colab import files</w:t>
+      </w:r>
+    </w:p>
+    <w:p>
+      <w:pPr>
+        <w:rPr>
+          <w:rFonts w:ascii="Times New Roman" w:hAnsi="Times New Roman" w:cs="Times New Roman"/>
+        </w:rPr>
+      </w:pPr>
+      <w:r>
+        <w:rPr>
+          <w:rFonts w:ascii="Times New Roman" w:hAnsi="Times New Roman" w:cs="Times New Roman"/>
+        </w:rPr>
+        <w:t>uploaded = files.upload()</w:t>
+      </w:r>
+    </w:p>
+    <w:p>
+      <w:pPr>
+        <w:rPr>
+          <w:rFonts w:ascii="Times New Roman" w:hAnsi="Times New Roman" w:cs="Times New Roman"/>
+        </w:rPr>
+      </w:pPr>
+      <w:r>
+        <w:rPr>
+          <w:rFonts w:ascii="Times New Roman" w:hAnsi="Times New Roman" w:cs="Times New Roman"/>
+        </w:rPr>
+        <w:t>df = pd.read_csv("departments.csv")</w:t>
+      </w:r>
+    </w:p>
+    <w:p>
+      <w:pPr>
+        <w:rPr>
+          <w:rFonts w:ascii="Times New Roman" w:hAnsi="Times New Roman" w:cs="Times New Roman"/>
+        </w:rPr>
+      </w:pPr>
+      <w:r>
+        <w:rPr>
+          <w:rFonts w:ascii="Times New Roman" w:hAnsi="Times New Roman" w:cs="Times New Roman"/>
+        </w:rPr>
+        <w:t>print("Distinct Department IDs:")</w:t>
+      </w:r>
+    </w:p>
+    <w:p>
+      <w:pPr>
+        <w:rPr>
+          <w:rFonts w:ascii="Times New Roman" w:hAnsi="Times New Roman" w:cs="Times New Roman"/>
+        </w:rPr>
+      </w:pPr>
+      <w:r>
+        <w:rPr>
+          <w:rFonts w:ascii="Times New Roman" w:hAnsi="Times New Roman" w:cs="Times New Roman"/>
+        </w:rPr>
+        <w:t>print(df["DEPARTMENT_ID"].unique())</w:t>
+      </w:r>
+    </w:p>
+    <w:p>
+      <w:pPr>
+        <w:rPr>
+          <w:rFonts w:ascii="Times New Roman" w:hAnsi="Times New Roman" w:cs="Times New Roman"/>
+        </w:rPr>
+      </w:pPr>
+      <w:r>
+        <w:rPr>
+          <w:rFonts w:ascii="Times New Roman" w:hAnsi="Times New Roman" w:cs="Times New Roman"/>
+        </w:rPr>
+        <w:t xml:space="preserve">OUTPUT : </w:t>
+      </w:r>
+      <w:r>
+        <w:rPr>
+          <w:rFonts w:ascii="Times New Roman" w:hAnsi="Times New Roman" w:cs="Times New Roman"/>
+          <w:noProof/>
         </w:rPr>
         <w:drawing>
           <wp:inline distT="0" distB="0" distL="0" distR="0" wp14:anchorId="18BECA45" wp14:editId="5426A852">
@@ -421,246 +280,97 @@
         <w:rPr>
           <w:rFonts w:ascii="Times New Roman" w:hAnsi="Times New Roman" w:cs="Times New Roman"/>
         </w:rPr>
-        <w:t xml:space="preserve">from </w:t>
-      </w:r>
-      <w:proofErr w:type="spellStart"/>
-      <w:proofErr w:type="gramStart"/>
-      <w:r>
-        <w:rPr>
-          <w:rFonts w:ascii="Times New Roman" w:hAnsi="Times New Roman" w:cs="Times New Roman"/>
-        </w:rPr>
-        <w:t>google.colab</w:t>
-      </w:r>
-      <w:proofErr w:type="spellEnd"/>
-      <w:proofErr w:type="gramEnd"/>
-      <w:r>
-        <w:rPr>
-          <w:rFonts w:ascii="Times New Roman" w:hAnsi="Times New Roman" w:cs="Times New Roman"/>
-        </w:rPr>
-        <w:t xml:space="preserve"> import files</w:t>
-      </w:r>
-    </w:p>
-    <w:p>
-      <w:pPr>
-        <w:rPr>
-          <w:rFonts w:ascii="Times New Roman" w:hAnsi="Times New Roman" w:cs="Times New Roman"/>
-        </w:rPr>
-      </w:pPr>
-      <w:r>
-        <w:rPr>
-          <w:rFonts w:ascii="Times New Roman" w:hAnsi="Times New Roman" w:cs="Times New Roman"/>
-        </w:rPr>
-        <w:t xml:space="preserve">uploaded = </w:t>
-      </w:r>
-      <w:proofErr w:type="spellStart"/>
-      <w:proofErr w:type="gramStart"/>
-      <w:r>
-        <w:rPr>
-          <w:rFonts w:ascii="Times New Roman" w:hAnsi="Times New Roman" w:cs="Times New Roman"/>
-        </w:rPr>
-        <w:t>files.upload</w:t>
-      </w:r>
-      <w:proofErr w:type="spellEnd"/>
-      <w:proofErr w:type="gramEnd"/>
-      <w:r>
-        <w:rPr>
-          <w:rFonts w:ascii="Times New Roman" w:hAnsi="Times New Roman" w:cs="Times New Roman"/>
-        </w:rPr>
-        <w:t>()</w:t>
-      </w:r>
-    </w:p>
-    <w:p>
-      <w:pPr>
-        <w:rPr>
-          <w:rFonts w:ascii="Times New Roman" w:hAnsi="Times New Roman" w:cs="Times New Roman"/>
-        </w:rPr>
-      </w:pPr>
-      <w:proofErr w:type="spellStart"/>
-      <w:r>
-        <w:rPr>
-          <w:rFonts w:ascii="Times New Roman" w:hAnsi="Times New Roman" w:cs="Times New Roman"/>
-        </w:rPr>
-        <w:t>df</w:t>
-      </w:r>
-      <w:proofErr w:type="spellEnd"/>
-      <w:r>
-        <w:rPr>
-          <w:rFonts w:ascii="Times New Roman" w:hAnsi="Times New Roman" w:cs="Times New Roman"/>
-        </w:rPr>
-        <w:t xml:space="preserve"> = </w:t>
-      </w:r>
-      <w:proofErr w:type="spellStart"/>
-      <w:proofErr w:type="gramStart"/>
-      <w:r>
-        <w:rPr>
-          <w:rFonts w:ascii="Times New Roman" w:hAnsi="Times New Roman" w:cs="Times New Roman"/>
-        </w:rPr>
-        <w:t>pd.read</w:t>
-      </w:r>
-      <w:proofErr w:type="gramEnd"/>
-      <w:r>
-        <w:rPr>
-          <w:rFonts w:ascii="Times New Roman" w:hAnsi="Times New Roman" w:cs="Times New Roman"/>
-        </w:rPr>
-        <w:t>_csv</w:t>
-      </w:r>
-      <w:proofErr w:type="spellEnd"/>
-      <w:r>
-        <w:rPr>
-          <w:rFonts w:ascii="Times New Roman" w:hAnsi="Times New Roman" w:cs="Times New Roman"/>
-        </w:rPr>
-        <w:t>("job_history.csv")</w:t>
-      </w:r>
-    </w:p>
-    <w:p>
-      <w:pPr>
-        <w:rPr>
-          <w:rFonts w:ascii="Times New Roman" w:hAnsi="Times New Roman" w:cs="Times New Roman"/>
-        </w:rPr>
-      </w:pPr>
-      <w:r>
-        <w:rPr>
-          <w:rFonts w:ascii="Times New Roman" w:hAnsi="Times New Roman" w:cs="Times New Roman"/>
-        </w:rPr>
-        <w:t xml:space="preserve">result = </w:t>
-      </w:r>
-      <w:proofErr w:type="spellStart"/>
-      <w:proofErr w:type="gramStart"/>
-      <w:r>
-        <w:rPr>
-          <w:rFonts w:ascii="Times New Roman" w:hAnsi="Times New Roman" w:cs="Times New Roman"/>
-        </w:rPr>
-        <w:t>df.groupby</w:t>
-      </w:r>
-      <w:proofErr w:type="spellEnd"/>
-      <w:proofErr w:type="gramEnd"/>
-      <w:r>
-        <w:rPr>
-          <w:rFonts w:ascii="Times New Roman" w:hAnsi="Times New Roman" w:cs="Times New Roman"/>
-        </w:rPr>
-        <w:t>("EMPLOYEE_ID"</w:t>
-      </w:r>
-      <w:proofErr w:type="gramStart"/>
-      <w:r>
-        <w:rPr>
-          <w:rFonts w:ascii="Times New Roman" w:hAnsi="Times New Roman" w:cs="Times New Roman"/>
-        </w:rPr>
-        <w:t>).size</w:t>
-      </w:r>
-      <w:proofErr w:type="gramEnd"/>
-      <w:r>
-        <w:rPr>
-          <w:rFonts w:ascii="Times New Roman" w:hAnsi="Times New Roman" w:cs="Times New Roman"/>
-        </w:rPr>
-        <w:t>()</w:t>
-      </w:r>
-    </w:p>
-    <w:p>
-      <w:pPr>
-        <w:rPr>
-          <w:rFonts w:ascii="Times New Roman" w:hAnsi="Times New Roman" w:cs="Times New Roman"/>
-        </w:rPr>
-      </w:pPr>
-      <w:r>
-        <w:rPr>
-          <w:rFonts w:ascii="Times New Roman" w:hAnsi="Times New Roman" w:cs="Times New Roman"/>
-        </w:rPr>
-        <w:t xml:space="preserve">result = </w:t>
-      </w:r>
-      <w:proofErr w:type="gramStart"/>
-      <w:r>
-        <w:rPr>
-          <w:rFonts w:ascii="Times New Roman" w:hAnsi="Times New Roman" w:cs="Times New Roman"/>
-        </w:rPr>
-        <w:t>result[</w:t>
-      </w:r>
-      <w:proofErr w:type="gramEnd"/>
-      <w:r>
-        <w:rPr>
-          <w:rFonts w:ascii="Times New Roman" w:hAnsi="Times New Roman" w:cs="Times New Roman"/>
-        </w:rPr>
-        <w:t>result &gt;= 2]</w:t>
-      </w:r>
-    </w:p>
-    <w:p>
-      <w:pPr>
-        <w:rPr>
-          <w:rFonts w:ascii="Times New Roman" w:hAnsi="Times New Roman" w:cs="Times New Roman"/>
-        </w:rPr>
-      </w:pPr>
-      <w:proofErr w:type="gramStart"/>
-      <w:r>
-        <w:rPr>
-          <w:rFonts w:ascii="Times New Roman" w:hAnsi="Times New Roman" w:cs="Times New Roman"/>
-        </w:rPr>
-        <w:t>print(</w:t>
-      </w:r>
-      <w:proofErr w:type="gramEnd"/>
-      <w:r>
-        <w:rPr>
-          <w:rFonts w:ascii="Times New Roman" w:hAnsi="Times New Roman" w:cs="Times New Roman"/>
-        </w:rPr>
-        <w:t>"Employee IDs with two or more jobs:")</w:t>
-      </w:r>
-    </w:p>
-    <w:p>
-      <w:pPr>
-        <w:rPr>
-          <w:rFonts w:ascii="Times New Roman" w:hAnsi="Times New Roman" w:cs="Times New Roman"/>
-        </w:rPr>
-      </w:pPr>
-      <w:r>
-        <w:rPr>
-          <w:rFonts w:ascii="Times New Roman" w:hAnsi="Times New Roman" w:cs="Times New Roman"/>
-        </w:rPr>
-        <w:t>print(</w:t>
-      </w:r>
-      <w:proofErr w:type="spellStart"/>
-      <w:proofErr w:type="gramStart"/>
-      <w:r>
-        <w:rPr>
-          <w:rFonts w:ascii="Times New Roman" w:hAnsi="Times New Roman" w:cs="Times New Roman"/>
-        </w:rPr>
-        <w:t>result.index</w:t>
-      </w:r>
-      <w:proofErr w:type="gramEnd"/>
-      <w:r>
-        <w:rPr>
-          <w:rFonts w:ascii="Times New Roman" w:hAnsi="Times New Roman" w:cs="Times New Roman"/>
-        </w:rPr>
-        <w:t>.</w:t>
-      </w:r>
-      <w:proofErr w:type="gramStart"/>
-      <w:r>
-        <w:rPr>
-          <w:rFonts w:ascii="Times New Roman" w:hAnsi="Times New Roman" w:cs="Times New Roman"/>
-        </w:rPr>
-        <w:t>tolist</w:t>
-      </w:r>
-      <w:proofErr w:type="spellEnd"/>
-      <w:r>
-        <w:rPr>
-          <w:rFonts w:ascii="Times New Roman" w:hAnsi="Times New Roman" w:cs="Times New Roman"/>
-        </w:rPr>
-        <w:t>(</w:t>
-      </w:r>
-      <w:proofErr w:type="gramEnd"/>
-      <w:r>
-        <w:rPr>
-          <w:rFonts w:ascii="Times New Roman" w:hAnsi="Times New Roman" w:cs="Times New Roman"/>
-        </w:rPr>
-        <w:t>))</w:t>
-      </w:r>
-    </w:p>
-    <w:p>
-      <w:pPr>
-        <w:rPr>
-          <w:rFonts w:ascii="Times New Roman" w:hAnsi="Times New Roman" w:cs="Times New Roman"/>
-        </w:rPr>
-      </w:pPr>
-      <w:r>
-        <w:rPr>
-          <w:rFonts w:ascii="Times New Roman" w:hAnsi="Times New Roman" w:cs="Times New Roman"/>
+        <w:t>from google.colab import files</w:t>
+      </w:r>
+    </w:p>
+    <w:p>
+      <w:pPr>
+        <w:rPr>
+          <w:rFonts w:ascii="Times New Roman" w:hAnsi="Times New Roman" w:cs="Times New Roman"/>
+        </w:rPr>
+      </w:pPr>
+      <w:r>
+        <w:rPr>
+          <w:rFonts w:ascii="Times New Roman" w:hAnsi="Times New Roman" w:cs="Times New Roman"/>
+        </w:rPr>
+        <w:t>uploaded = files.upload()</w:t>
+      </w:r>
+    </w:p>
+    <w:p>
+      <w:pPr>
+        <w:rPr>
+          <w:rFonts w:ascii="Times New Roman" w:hAnsi="Times New Roman" w:cs="Times New Roman"/>
+        </w:rPr>
+      </w:pPr>
+      <w:r>
+        <w:rPr>
+          <w:rFonts w:ascii="Times New Roman" w:hAnsi="Times New Roman" w:cs="Times New Roman"/>
+        </w:rPr>
+        <w:t>df = pd.read_csv("job_history.csv")</w:t>
+      </w:r>
+    </w:p>
+    <w:p>
+      <w:pPr>
+        <w:rPr>
+          <w:rFonts w:ascii="Times New Roman" w:hAnsi="Times New Roman" w:cs="Times New Roman"/>
+        </w:rPr>
+      </w:pPr>
+      <w:r>
+        <w:rPr>
+          <w:rFonts w:ascii="Times New Roman" w:hAnsi="Times New Roman" w:cs="Times New Roman"/>
+        </w:rPr>
+        <w:t>result = df.groupby("EMPLOYEE_ID").size()</w:t>
+      </w:r>
+    </w:p>
+    <w:p>
+      <w:pPr>
+        <w:rPr>
+          <w:rFonts w:ascii="Times New Roman" w:hAnsi="Times New Roman" w:cs="Times New Roman"/>
+        </w:rPr>
+      </w:pPr>
+      <w:r>
+        <w:rPr>
+          <w:rFonts w:ascii="Times New Roman" w:hAnsi="Times New Roman" w:cs="Times New Roman"/>
+        </w:rPr>
+        <w:t>result = result[result &gt;= 2]</w:t>
+      </w:r>
+    </w:p>
+    <w:p>
+      <w:pPr>
+        <w:rPr>
+          <w:rFonts w:ascii="Times New Roman" w:hAnsi="Times New Roman" w:cs="Times New Roman"/>
+        </w:rPr>
+      </w:pPr>
+      <w:r>
+        <w:rPr>
+          <w:rFonts w:ascii="Times New Roman" w:hAnsi="Times New Roman" w:cs="Times New Roman"/>
+        </w:rPr>
+        <w:t>print("Employee IDs with two or more jobs:")</w:t>
+      </w:r>
+    </w:p>
+    <w:p>
+      <w:pPr>
+        <w:rPr>
+          <w:rFonts w:ascii="Times New Roman" w:hAnsi="Times New Roman" w:cs="Times New Roman"/>
+        </w:rPr>
+      </w:pPr>
+      <w:r>
+        <w:rPr>
+          <w:rFonts w:ascii="Times New Roman" w:hAnsi="Times New Roman" w:cs="Times New Roman"/>
+        </w:rPr>
+        <w:t>print(result.index.tolist())</w:t>
+      </w:r>
+    </w:p>
+    <w:p>
+      <w:pPr>
+        <w:rPr>
+          <w:rFonts w:ascii="Times New Roman" w:hAnsi="Times New Roman" w:cs="Times New Roman"/>
+        </w:rPr>
+      </w:pPr>
+      <w:r>
+        <w:rPr>
+          <w:rFonts w:ascii="Times New Roman" w:hAnsi="Times New Roman" w:cs="Times New Roman"/>
+          <w:noProof/>
         </w:rPr>
         <w:lastRenderedPageBreak/>
         <w:drawing>
@@ -736,144 +446,46 @@
         <w:rPr>
           <w:rFonts w:ascii="Times New Roman" w:hAnsi="Times New Roman" w:cs="Times New Roman"/>
         </w:rPr>
-        <w:t xml:space="preserve">from </w:t>
-      </w:r>
-      <w:proofErr w:type="spellStart"/>
-      <w:proofErr w:type="gramStart"/>
-      <w:r>
-        <w:rPr>
-          <w:rFonts w:ascii="Times New Roman" w:hAnsi="Times New Roman" w:cs="Times New Roman"/>
-        </w:rPr>
-        <w:t>google.colab</w:t>
-      </w:r>
-      <w:proofErr w:type="spellEnd"/>
-      <w:proofErr w:type="gramEnd"/>
-      <w:r>
-        <w:rPr>
-          <w:rFonts w:ascii="Times New Roman" w:hAnsi="Times New Roman" w:cs="Times New Roman"/>
-        </w:rPr>
-        <w:t xml:space="preserve"> import files</w:t>
-      </w:r>
-    </w:p>
-    <w:p>
-      <w:pPr>
-        <w:rPr>
-          <w:rFonts w:ascii="Times New Roman" w:hAnsi="Times New Roman" w:cs="Times New Roman"/>
-        </w:rPr>
-      </w:pPr>
-      <w:r>
-        <w:rPr>
-          <w:rFonts w:ascii="Times New Roman" w:hAnsi="Times New Roman" w:cs="Times New Roman"/>
-        </w:rPr>
-        <w:t xml:space="preserve">uploaded = </w:t>
-      </w:r>
-      <w:proofErr w:type="spellStart"/>
-      <w:proofErr w:type="gramStart"/>
-      <w:r>
-        <w:rPr>
-          <w:rFonts w:ascii="Times New Roman" w:hAnsi="Times New Roman" w:cs="Times New Roman"/>
-        </w:rPr>
-        <w:t>files.upload</w:t>
-      </w:r>
-      <w:proofErr w:type="spellEnd"/>
-      <w:proofErr w:type="gramEnd"/>
-      <w:r>
-        <w:rPr>
-          <w:rFonts w:ascii="Times New Roman" w:hAnsi="Times New Roman" w:cs="Times New Roman"/>
-        </w:rPr>
-        <w:t>()</w:t>
-      </w:r>
-    </w:p>
-    <w:p>
-      <w:pPr>
-        <w:rPr>
-          <w:rFonts w:ascii="Times New Roman" w:hAnsi="Times New Roman" w:cs="Times New Roman"/>
-        </w:rPr>
-      </w:pPr>
-      <w:proofErr w:type="spellStart"/>
-      <w:r>
-        <w:rPr>
-          <w:rFonts w:ascii="Times New Roman" w:hAnsi="Times New Roman" w:cs="Times New Roman"/>
-        </w:rPr>
-        <w:t>df</w:t>
-      </w:r>
-      <w:proofErr w:type="spellEnd"/>
-      <w:r>
-        <w:rPr>
-          <w:rFonts w:ascii="Times New Roman" w:hAnsi="Times New Roman" w:cs="Times New Roman"/>
-        </w:rPr>
-        <w:t xml:space="preserve"> = </w:t>
-      </w:r>
-      <w:proofErr w:type="spellStart"/>
-      <w:proofErr w:type="gramStart"/>
-      <w:r>
-        <w:rPr>
-          <w:rFonts w:ascii="Times New Roman" w:hAnsi="Times New Roman" w:cs="Times New Roman"/>
-        </w:rPr>
-        <w:t>pd.read</w:t>
-      </w:r>
-      <w:proofErr w:type="gramEnd"/>
-      <w:r>
-        <w:rPr>
-          <w:rFonts w:ascii="Times New Roman" w:hAnsi="Times New Roman" w:cs="Times New Roman"/>
-        </w:rPr>
-        <w:t>_csv</w:t>
-      </w:r>
-      <w:proofErr w:type="spellEnd"/>
-      <w:r>
-        <w:rPr>
-          <w:rFonts w:ascii="Times New Roman" w:hAnsi="Times New Roman" w:cs="Times New Roman"/>
-        </w:rPr>
-        <w:t>("jobs.csv")</w:t>
-      </w:r>
-    </w:p>
-    <w:p>
-      <w:pPr>
-        <w:rPr>
-          <w:rFonts w:ascii="Times New Roman" w:hAnsi="Times New Roman" w:cs="Times New Roman"/>
-        </w:rPr>
-      </w:pPr>
-      <w:r>
-        <w:rPr>
-          <w:rFonts w:ascii="Times New Roman" w:hAnsi="Times New Roman" w:cs="Times New Roman"/>
-        </w:rPr>
-        <w:t xml:space="preserve">result = </w:t>
-      </w:r>
-      <w:proofErr w:type="spellStart"/>
-      <w:proofErr w:type="gramStart"/>
-      <w:r>
-        <w:rPr>
-          <w:rFonts w:ascii="Times New Roman" w:hAnsi="Times New Roman" w:cs="Times New Roman"/>
-        </w:rPr>
-        <w:t>df.sort</w:t>
-      </w:r>
-      <w:proofErr w:type="gramEnd"/>
-      <w:r>
-        <w:rPr>
-          <w:rFonts w:ascii="Times New Roman" w:hAnsi="Times New Roman" w:cs="Times New Roman"/>
-        </w:rPr>
-        <w:t>_</w:t>
-      </w:r>
-      <w:proofErr w:type="gramStart"/>
-      <w:r>
-        <w:rPr>
-          <w:rFonts w:ascii="Times New Roman" w:hAnsi="Times New Roman" w:cs="Times New Roman"/>
-        </w:rPr>
-        <w:t>values</w:t>
-      </w:r>
-      <w:proofErr w:type="spellEnd"/>
-      <w:r>
-        <w:rPr>
-          <w:rFonts w:ascii="Times New Roman" w:hAnsi="Times New Roman" w:cs="Times New Roman"/>
-        </w:rPr>
-        <w:t>(</w:t>
-      </w:r>
-      <w:proofErr w:type="gramEnd"/>
-      <w:r>
-        <w:rPr>
-          <w:rFonts w:ascii="Times New Roman" w:hAnsi="Times New Roman" w:cs="Times New Roman"/>
-        </w:rPr>
-        <w:t>by="JOB_TITLE", ascending=False)</w:t>
+        <w:t>from google.colab import files</w:t>
+      </w:r>
+    </w:p>
+    <w:p>
+      <w:pPr>
+        <w:rPr>
+          <w:rFonts w:ascii="Times New Roman" w:hAnsi="Times New Roman" w:cs="Times New Roman"/>
+        </w:rPr>
+      </w:pPr>
+      <w:r>
+        <w:rPr>
+          <w:rFonts w:ascii="Times New Roman" w:hAnsi="Times New Roman" w:cs="Times New Roman"/>
+        </w:rPr>
+        <w:t>uploaded = files.upload()</w:t>
+      </w:r>
+    </w:p>
+    <w:p>
+      <w:pPr>
+        <w:rPr>
+          <w:rFonts w:ascii="Times New Roman" w:hAnsi="Times New Roman" w:cs="Times New Roman"/>
+        </w:rPr>
+      </w:pPr>
+      <w:r>
+        <w:rPr>
+          <w:rFonts w:ascii="Times New Roman" w:hAnsi="Times New Roman" w:cs="Times New Roman"/>
+        </w:rPr>
+        <w:t>df = pd.read_csv("jobs.csv")</w:t>
+      </w:r>
+    </w:p>
+    <w:p>
+      <w:pPr>
+        <w:rPr>
+          <w:rFonts w:ascii="Times New Roman" w:hAnsi="Times New Roman" w:cs="Times New Roman"/>
+        </w:rPr>
+      </w:pPr>
+      <w:r>
+        <w:rPr>
+          <w:rFonts w:ascii="Times New Roman" w:hAnsi="Times New Roman" w:cs="Times New Roman"/>
+        </w:rPr>
+        <w:t>result = df.sort_values(by="JOB_TITLE", ascending=False)</w:t>
       </w:r>
     </w:p>
     <w:p>
@@ -898,6 +510,7 @@
       <w:r>
         <w:rPr>
           <w:rFonts w:ascii="Times New Roman" w:hAnsi="Times New Roman" w:cs="Times New Roman"/>
+          <w:noProof/>
         </w:rPr>
         <w:drawing>
           <wp:inline distT="0" distB="0" distL="0" distR="0" wp14:anchorId="09F66266" wp14:editId="4C298F69">
@@ -935,6 +548,3497 @@
           </wp:inline>
         </w:drawing>
       </w:r>
+    </w:p>
+    <w:p>
+      <w:pPr>
+        <w:rPr>
+          <w:rFonts w:ascii="Times New Roman" w:hAnsi="Times New Roman" w:cs="Times New Roman"/>
+        </w:rPr>
+      </w:pPr>
+      <w:r>
+        <w:rPr>
+          <w:rFonts w:ascii="Times New Roman" w:hAnsi="Times New Roman" w:cs="Times New Roman"/>
+        </w:rPr>
+        <w:t>QUESTION 4 ;</w:t>
+      </w:r>
+    </w:p>
+    <w:p>
+      <w:pPr>
+        <w:rPr>
+          <w:rFonts w:ascii="Times New Roman" w:hAnsi="Times New Roman" w:cs="Times New Roman"/>
+        </w:rPr>
+      </w:pPr>
+      <w:r>
+        <w:rPr>
+          <w:rFonts w:ascii="Times New Roman" w:hAnsi="Times New Roman" w:cs="Times New Roman"/>
+        </w:rPr>
+        <w:t>import pandas as pd</w:t>
+      </w:r>
+    </w:p>
+    <w:p>
+      <w:pPr>
+        <w:rPr>
+          <w:rFonts w:ascii="Times New Roman" w:hAnsi="Times New Roman" w:cs="Times New Roman"/>
+        </w:rPr>
+      </w:pPr>
+      <w:r>
+        <w:rPr>
+          <w:rFonts w:ascii="Times New Roman" w:hAnsi="Times New Roman" w:cs="Times New Roman"/>
+        </w:rPr>
+        <w:t>import matplotlib.pyplot as plt</w:t>
+      </w:r>
+    </w:p>
+    <w:p>
+      <w:pPr>
+        <w:rPr>
+          <w:rFonts w:ascii="Times New Roman" w:hAnsi="Times New Roman" w:cs="Times New Roman"/>
+        </w:rPr>
+      </w:pPr>
+      <w:r>
+        <w:rPr>
+          <w:rFonts w:ascii="Times New Roman" w:hAnsi="Times New Roman" w:cs="Times New Roman"/>
+        </w:rPr>
+        <w:t>from google.colab import files</w:t>
+      </w:r>
+    </w:p>
+    <w:p>
+      <w:pPr>
+        <w:rPr>
+          <w:rFonts w:ascii="Times New Roman" w:hAnsi="Times New Roman" w:cs="Times New Roman"/>
+        </w:rPr>
+      </w:pPr>
+      <w:r>
+        <w:rPr>
+          <w:rFonts w:ascii="Times New Roman" w:hAnsi="Times New Roman" w:cs="Times New Roman"/>
+        </w:rPr>
+        <w:lastRenderedPageBreak/>
+        <w:t>uploaded = files.upload()</w:t>
+      </w:r>
+    </w:p>
+    <w:p>
+      <w:pPr>
+        <w:rPr>
+          <w:rFonts w:ascii="Times New Roman" w:hAnsi="Times New Roman" w:cs="Times New Roman"/>
+        </w:rPr>
+      </w:pPr>
+      <w:r>
+        <w:rPr>
+          <w:rFonts w:ascii="Times New Roman" w:hAnsi="Times New Roman" w:cs="Times New Roman"/>
+        </w:rPr>
+        <w:t>df = pd.read_csv("alphabet_stock_data.csv")</w:t>
+      </w:r>
+    </w:p>
+    <w:p>
+      <w:pPr>
+        <w:rPr>
+          <w:rFonts w:ascii="Times New Roman" w:hAnsi="Times New Roman" w:cs="Times New Roman"/>
+        </w:rPr>
+      </w:pPr>
+      <w:r>
+        <w:rPr>
+          <w:rFonts w:ascii="Times New Roman" w:hAnsi="Times New Roman" w:cs="Times New Roman"/>
+        </w:rPr>
+        <w:t>df["Date"] = pd.to_datetime(df["Date"])</w:t>
+      </w:r>
+    </w:p>
+    <w:p>
+      <w:pPr>
+        <w:rPr>
+          <w:rFonts w:ascii="Times New Roman" w:hAnsi="Times New Roman" w:cs="Times New Roman"/>
+        </w:rPr>
+      </w:pPr>
+      <w:r>
+        <w:rPr>
+          <w:rFonts w:ascii="Times New Roman" w:hAnsi="Times New Roman" w:cs="Times New Roman"/>
+        </w:rPr>
+        <w:t>start_date = input("Enter Start Date (YYYY-MM-DD): ")</w:t>
+      </w:r>
+    </w:p>
+    <w:p>
+      <w:pPr>
+        <w:rPr>
+          <w:rFonts w:ascii="Times New Roman" w:hAnsi="Times New Roman" w:cs="Times New Roman"/>
+        </w:rPr>
+      </w:pPr>
+      <w:r>
+        <w:rPr>
+          <w:rFonts w:ascii="Times New Roman" w:hAnsi="Times New Roman" w:cs="Times New Roman"/>
+        </w:rPr>
+        <w:t>end_date = input("Enter End Date (YYYY-MM-DD): ")</w:t>
+      </w:r>
+    </w:p>
+    <w:p>
+      <w:pPr>
+        <w:rPr>
+          <w:rFonts w:ascii="Times New Roman" w:hAnsi="Times New Roman" w:cs="Times New Roman"/>
+        </w:rPr>
+      </w:pPr>
+      <w:r>
+        <w:rPr>
+          <w:rFonts w:ascii="Times New Roman" w:hAnsi="Times New Roman" w:cs="Times New Roman"/>
+        </w:rPr>
+        <w:t>filtered = df[(df["Date"] &gt;= start_date) &amp; (df["Date"] &lt;= end_date)]</w:t>
+      </w:r>
+    </w:p>
+    <w:p>
+      <w:pPr>
+        <w:rPr>
+          <w:rFonts w:ascii="Times New Roman" w:hAnsi="Times New Roman" w:cs="Times New Roman"/>
+        </w:rPr>
+      </w:pPr>
+      <w:r>
+        <w:rPr>
+          <w:rFonts w:ascii="Times New Roman" w:hAnsi="Times New Roman" w:cs="Times New Roman"/>
+        </w:rPr>
+        <w:t>plt.figure(figsize=(10,5))</w:t>
+      </w:r>
+    </w:p>
+    <w:p>
+      <w:pPr>
+        <w:rPr>
+          <w:rFonts w:ascii="Times New Roman" w:hAnsi="Times New Roman" w:cs="Times New Roman"/>
+        </w:rPr>
+      </w:pPr>
+      <w:r>
+        <w:rPr>
+          <w:rFonts w:ascii="Times New Roman" w:hAnsi="Times New Roman" w:cs="Times New Roman"/>
+        </w:rPr>
+        <w:t>plt.plot(filtered["Date"], filtered["Close"], marker="o")</w:t>
+      </w:r>
+    </w:p>
+    <w:p>
+      <w:pPr>
+        <w:rPr>
+          <w:rFonts w:ascii="Times New Roman" w:hAnsi="Times New Roman" w:cs="Times New Roman"/>
+        </w:rPr>
+      </w:pPr>
+      <w:r>
+        <w:rPr>
+          <w:rFonts w:ascii="Times New Roman" w:hAnsi="Times New Roman" w:cs="Times New Roman"/>
+        </w:rPr>
+        <w:t>plt.title("Alphabet Inc. Stock Price")</w:t>
+      </w:r>
+    </w:p>
+    <w:p>
+      <w:pPr>
+        <w:rPr>
+          <w:rFonts w:ascii="Times New Roman" w:hAnsi="Times New Roman" w:cs="Times New Roman"/>
+        </w:rPr>
+      </w:pPr>
+      <w:r>
+        <w:rPr>
+          <w:rFonts w:ascii="Times New Roman" w:hAnsi="Times New Roman" w:cs="Times New Roman"/>
+        </w:rPr>
+        <w:t>plt.xlabel("Date")</w:t>
+      </w:r>
+    </w:p>
+    <w:p>
+      <w:pPr>
+        <w:rPr>
+          <w:rFonts w:ascii="Times New Roman" w:hAnsi="Times New Roman" w:cs="Times New Roman"/>
+        </w:rPr>
+      </w:pPr>
+      <w:r>
+        <w:rPr>
+          <w:rFonts w:ascii="Times New Roman" w:hAnsi="Times New Roman" w:cs="Times New Roman"/>
+        </w:rPr>
+        <w:t>plt.ylabel("Closing Price")</w:t>
+      </w:r>
+    </w:p>
+    <w:p>
+      <w:pPr>
+        <w:rPr>
+          <w:rFonts w:ascii="Times New Roman" w:hAnsi="Times New Roman" w:cs="Times New Roman"/>
+        </w:rPr>
+      </w:pPr>
+      <w:r>
+        <w:rPr>
+          <w:rFonts w:ascii="Times New Roman" w:hAnsi="Times New Roman" w:cs="Times New Roman"/>
+        </w:rPr>
+        <w:t>plt.grid(True)</w:t>
+      </w:r>
+    </w:p>
+    <w:p>
+      <w:pPr>
+        <w:rPr>
+          <w:rFonts w:ascii="Times New Roman" w:hAnsi="Times New Roman" w:cs="Times New Roman"/>
+        </w:rPr>
+      </w:pPr>
+      <w:r>
+        <w:rPr>
+          <w:rFonts w:ascii="Times New Roman" w:hAnsi="Times New Roman" w:cs="Times New Roman"/>
+        </w:rPr>
+        <w:t>plt.show()</w:t>
+      </w:r>
+    </w:p>
+    <w:p>
+      <w:pPr>
+        <w:rPr>
+          <w:rFonts w:ascii="Times New Roman" w:hAnsi="Times New Roman" w:cs="Times New Roman"/>
+        </w:rPr>
+      </w:pPr>
+      <w:r>
+        <w:rPr>
+          <w:rFonts w:ascii="Times New Roman" w:hAnsi="Times New Roman" w:cs="Times New Roman"/>
+        </w:rPr>
+        <w:t>OUTPUT:</w:t>
+      </w:r>
+    </w:p>
+    <w:p>
+      <w:pPr>
+        <w:rPr>
+          <w:rFonts w:ascii="Times New Roman" w:hAnsi="Times New Roman" w:cs="Times New Roman"/>
+        </w:rPr>
+      </w:pPr>
+      <w:r>
+        <w:rPr>
+          <w:rFonts w:ascii="Times New Roman" w:hAnsi="Times New Roman" w:cs="Times New Roman"/>
+        </w:rPr>
+        <w:drawing>
+          <wp:inline distT="0" distB="0" distL="0" distR="0" wp14:anchorId="65E66EA4" wp14:editId="6B2366E1">
+            <wp:extent cx="5731510" cy="3723640"/>
+            <wp:effectExtent l="0" t="0" r="2540" b="0"/>
+            <wp:docPr id="269092789" name="Picture 1"/>
+            <wp:cNvGraphicFramePr>
+              <a:graphicFrameLocks xmlns:a="http://schemas.openxmlformats.org/drawingml/2006/main" noChangeAspect="1"/>
+            </wp:cNvGraphicFramePr>
+            <a:graphic xmlns:a="http://schemas.openxmlformats.org/drawingml/2006/main">
+              <a:graphicData uri="http://schemas.openxmlformats.org/drawingml/2006/picture">
+                <pic:pic xmlns:pic="http://schemas.openxmlformats.org/drawingml/2006/picture">
+                  <pic:nvPicPr>
+                    <pic:cNvPr id="269092789" name=""/>
+                    <pic:cNvPicPr/>
+                  </pic:nvPicPr>
+                  <pic:blipFill>
+                    <a:blip r:embed="rId7"/>
+                    <a:stretch>
+                      <a:fillRect/>
+                    </a:stretch>
+                  </pic:blipFill>
+                  <pic:spPr>
+                    <a:xfrm>
+                      <a:off x="0" y="0"/>
+                      <a:ext cx="5731510" cy="3723640"/>
+                    </a:xfrm>
+                    <a:prstGeom prst="rect">
+                      <a:avLst/>
+                    </a:prstGeom>
+                  </pic:spPr>
+                </pic:pic>
+              </a:graphicData>
+            </a:graphic>
+          </wp:inline>
+        </w:drawing>
+      </w:r>
+    </w:p>
+    <w:p>
+      <w:pPr>
+        <w:rPr>
+          <w:rFonts w:ascii="Times New Roman" w:hAnsi="Times New Roman" w:cs="Times New Roman"/>
+        </w:rPr>
+      </w:pPr>
+      <w:r>
+        <w:rPr>
+          <w:rFonts w:ascii="Times New Roman" w:hAnsi="Times New Roman" w:cs="Times New Roman"/>
+        </w:rPr>
+        <w:t>QUESTION 5:</w:t>
+      </w:r>
+    </w:p>
+    <w:p>
+      <w:pPr>
+        <w:rPr>
+          <w:rFonts w:ascii="Times New Roman" w:hAnsi="Times New Roman" w:cs="Times New Roman"/>
+        </w:rPr>
+      </w:pPr>
+      <w:r>
+        <w:rPr>
+          <w:rFonts w:ascii="Times New Roman" w:hAnsi="Times New Roman" w:cs="Times New Roman"/>
+        </w:rPr>
+        <w:t>import pandas as pd</w:t>
+      </w:r>
+    </w:p>
+    <w:p>
+      <w:pPr>
+        <w:rPr>
+          <w:rFonts w:ascii="Times New Roman" w:hAnsi="Times New Roman" w:cs="Times New Roman"/>
+        </w:rPr>
+      </w:pPr>
+      <w:r>
+        <w:rPr>
+          <w:rFonts w:ascii="Times New Roman" w:hAnsi="Times New Roman" w:cs="Times New Roman"/>
+        </w:rPr>
+        <w:lastRenderedPageBreak/>
+        <w:t>import matplotlib.pyplot as plt</w:t>
+      </w:r>
+    </w:p>
+    <w:p>
+      <w:pPr>
+        <w:rPr>
+          <w:rFonts w:ascii="Times New Roman" w:hAnsi="Times New Roman" w:cs="Times New Roman"/>
+        </w:rPr>
+      </w:pPr>
+      <w:r>
+        <w:rPr>
+          <w:rFonts w:ascii="Times New Roman" w:hAnsi="Times New Roman" w:cs="Times New Roman"/>
+        </w:rPr>
+        <w:t>from google.colab import files</w:t>
+      </w:r>
+    </w:p>
+    <w:p>
+      <w:pPr>
+        <w:rPr>
+          <w:rFonts w:ascii="Times New Roman" w:hAnsi="Times New Roman" w:cs="Times New Roman"/>
+        </w:rPr>
+      </w:pPr>
+      <w:r>
+        <w:rPr>
+          <w:rFonts w:ascii="Times New Roman" w:hAnsi="Times New Roman" w:cs="Times New Roman"/>
+        </w:rPr>
+        <w:t>uploaded = files.upload()</w:t>
+      </w:r>
+    </w:p>
+    <w:p>
+      <w:pPr>
+        <w:rPr>
+          <w:rFonts w:ascii="Times New Roman" w:hAnsi="Times New Roman" w:cs="Times New Roman"/>
+        </w:rPr>
+      </w:pPr>
+      <w:r>
+        <w:rPr>
+          <w:rFonts w:ascii="Times New Roman" w:hAnsi="Times New Roman" w:cs="Times New Roman"/>
+        </w:rPr>
+        <w:t>df = pd.read_csv("alphabet_stock_data.csv")</w:t>
+      </w:r>
+    </w:p>
+    <w:p>
+      <w:pPr>
+        <w:rPr>
+          <w:rFonts w:ascii="Times New Roman" w:hAnsi="Times New Roman" w:cs="Times New Roman"/>
+        </w:rPr>
+      </w:pPr>
+      <w:r>
+        <w:rPr>
+          <w:rFonts w:ascii="Times New Roman" w:hAnsi="Times New Roman" w:cs="Times New Roman"/>
+        </w:rPr>
+        <w:t>df["Date"] = pd.to_datetime(df["Date"])</w:t>
+      </w:r>
+    </w:p>
+    <w:p>
+      <w:pPr>
+        <w:rPr>
+          <w:rFonts w:ascii="Times New Roman" w:hAnsi="Times New Roman" w:cs="Times New Roman"/>
+        </w:rPr>
+      </w:pPr>
+      <w:r>
+        <w:rPr>
+          <w:rFonts w:ascii="Times New Roman" w:hAnsi="Times New Roman" w:cs="Times New Roman"/>
+        </w:rPr>
+        <w:t>start_date = input("Enter Start Date (YYYY-MM-DD): ")</w:t>
+      </w:r>
+    </w:p>
+    <w:p>
+      <w:pPr>
+        <w:rPr>
+          <w:rFonts w:ascii="Times New Roman" w:hAnsi="Times New Roman" w:cs="Times New Roman"/>
+        </w:rPr>
+      </w:pPr>
+      <w:r>
+        <w:rPr>
+          <w:rFonts w:ascii="Times New Roman" w:hAnsi="Times New Roman" w:cs="Times New Roman"/>
+        </w:rPr>
+        <w:t>end_date = input("Enter End Date (YYYY-MM-DD): ")</w:t>
+      </w:r>
+    </w:p>
+    <w:p>
+      <w:pPr>
+        <w:rPr>
+          <w:rFonts w:ascii="Times New Roman" w:hAnsi="Times New Roman" w:cs="Times New Roman"/>
+        </w:rPr>
+      </w:pPr>
+      <w:r>
+        <w:rPr>
+          <w:rFonts w:ascii="Times New Roman" w:hAnsi="Times New Roman" w:cs="Times New Roman"/>
+        </w:rPr>
+        <w:t>filtered = df[(df["Date"] &gt;= start_date) &amp; (df["Date"] &lt;= end_date)]</w:t>
+      </w:r>
+    </w:p>
+    <w:p>
+      <w:pPr>
+        <w:rPr>
+          <w:rFonts w:ascii="Times New Roman" w:hAnsi="Times New Roman" w:cs="Times New Roman"/>
+        </w:rPr>
+      </w:pPr>
+      <w:r>
+        <w:rPr>
+          <w:rFonts w:ascii="Times New Roman" w:hAnsi="Times New Roman" w:cs="Times New Roman"/>
+        </w:rPr>
+        <w:t>plt.figure(figsize=(10,5))</w:t>
+      </w:r>
+    </w:p>
+    <w:p>
+      <w:pPr>
+        <w:rPr>
+          <w:rFonts w:ascii="Times New Roman" w:hAnsi="Times New Roman" w:cs="Times New Roman"/>
+        </w:rPr>
+      </w:pPr>
+      <w:r>
+        <w:rPr>
+          <w:rFonts w:ascii="Times New Roman" w:hAnsi="Times New Roman" w:cs="Times New Roman"/>
+        </w:rPr>
+        <w:t>plt.bar(filtered["Date"], filtered["Volume"])</w:t>
+      </w:r>
+    </w:p>
+    <w:p>
+      <w:pPr>
+        <w:rPr>
+          <w:rFonts w:ascii="Times New Roman" w:hAnsi="Times New Roman" w:cs="Times New Roman"/>
+        </w:rPr>
+      </w:pPr>
+      <w:r>
+        <w:rPr>
+          <w:rFonts w:ascii="Times New Roman" w:hAnsi="Times New Roman" w:cs="Times New Roman"/>
+        </w:rPr>
+        <w:t>plt.title("Trading Volume")</w:t>
+      </w:r>
+    </w:p>
+    <w:p>
+      <w:pPr>
+        <w:rPr>
+          <w:rFonts w:ascii="Times New Roman" w:hAnsi="Times New Roman" w:cs="Times New Roman"/>
+        </w:rPr>
+      </w:pPr>
+      <w:r>
+        <w:rPr>
+          <w:rFonts w:ascii="Times New Roman" w:hAnsi="Times New Roman" w:cs="Times New Roman"/>
+        </w:rPr>
+        <w:t>plt.xlabel("Date")</w:t>
+      </w:r>
+    </w:p>
+    <w:p>
+      <w:pPr>
+        <w:rPr>
+          <w:rFonts w:ascii="Times New Roman" w:hAnsi="Times New Roman" w:cs="Times New Roman"/>
+        </w:rPr>
+      </w:pPr>
+      <w:r>
+        <w:rPr>
+          <w:rFonts w:ascii="Times New Roman" w:hAnsi="Times New Roman" w:cs="Times New Roman"/>
+        </w:rPr>
+        <w:t>plt.ylabel("Volume")</w:t>
+      </w:r>
+    </w:p>
+    <w:p>
+      <w:pPr>
+        <w:rPr>
+          <w:rFonts w:ascii="Times New Roman" w:hAnsi="Times New Roman" w:cs="Times New Roman"/>
+        </w:rPr>
+      </w:pPr>
+      <w:r>
+        <w:rPr>
+          <w:rFonts w:ascii="Times New Roman" w:hAnsi="Times New Roman" w:cs="Times New Roman"/>
+        </w:rPr>
+        <w:t>plt.xticks(rotation=45)</w:t>
+      </w:r>
+    </w:p>
+    <w:p>
+      <w:pPr>
+        <w:rPr>
+          <w:rFonts w:ascii="Times New Roman" w:hAnsi="Times New Roman" w:cs="Times New Roman"/>
+        </w:rPr>
+      </w:pPr>
+      <w:r>
+        <w:rPr>
+          <w:rFonts w:ascii="Times New Roman" w:hAnsi="Times New Roman" w:cs="Times New Roman"/>
+        </w:rPr>
+        <w:t>plt.show()</w:t>
+      </w:r>
+    </w:p>
+    <w:p>
+      <w:pPr>
+        <w:rPr>
+          <w:rFonts w:ascii="Times New Roman" w:hAnsi="Times New Roman" w:cs="Times New Roman"/>
+        </w:rPr>
+      </w:pPr>
+      <w:r>
+        <w:rPr>
+          <w:rFonts w:ascii="Times New Roman" w:hAnsi="Times New Roman" w:cs="Times New Roman"/>
+        </w:rPr>
+        <w:drawing>
+          <wp:inline distT="0" distB="0" distL="0" distR="0" wp14:anchorId="1E115FE2" wp14:editId="7B13AC40">
+            <wp:extent cx="5731510" cy="3876040"/>
+            <wp:effectExtent l="0" t="0" r="2540" b="0"/>
+            <wp:docPr id="121585674" name="Picture 1"/>
+            <wp:cNvGraphicFramePr>
+              <a:graphicFrameLocks xmlns:a="http://schemas.openxmlformats.org/drawingml/2006/main" noChangeAspect="1"/>
+            </wp:cNvGraphicFramePr>
+            <a:graphic xmlns:a="http://schemas.openxmlformats.org/drawingml/2006/main">
+              <a:graphicData uri="http://schemas.openxmlformats.org/drawingml/2006/picture">
+                <pic:pic xmlns:pic="http://schemas.openxmlformats.org/drawingml/2006/picture">
+                  <pic:nvPicPr>
+                    <pic:cNvPr id="121585674" name=""/>
+                    <pic:cNvPicPr/>
+                  </pic:nvPicPr>
+                  <pic:blipFill>
+                    <a:blip r:embed="rId8"/>
+                    <a:stretch>
+                      <a:fillRect/>
+                    </a:stretch>
+                  </pic:blipFill>
+                  <pic:spPr>
+                    <a:xfrm>
+                      <a:off x="0" y="0"/>
+                      <a:ext cx="5731510" cy="3876040"/>
+                    </a:xfrm>
+                    <a:prstGeom prst="rect">
+                      <a:avLst/>
+                    </a:prstGeom>
+                  </pic:spPr>
+                </pic:pic>
+              </a:graphicData>
+            </a:graphic>
+          </wp:inline>
+        </w:drawing>
+      </w:r>
+    </w:p>
+    <w:p>
+      <w:pPr>
+        <w:rPr>
+          <w:rFonts w:ascii="Times New Roman" w:hAnsi="Times New Roman" w:cs="Times New Roman"/>
+        </w:rPr>
+      </w:pPr>
+    </w:p>
+    <w:p>
+      <w:pPr>
+        <w:rPr>
+          <w:rFonts w:ascii="Times New Roman" w:hAnsi="Times New Roman" w:cs="Times New Roman"/>
+        </w:rPr>
+      </w:pPr>
+      <w:r>
+        <w:rPr>
+          <w:rFonts w:ascii="Times New Roman" w:hAnsi="Times New Roman" w:cs="Times New Roman"/>
+        </w:rPr>
+        <w:lastRenderedPageBreak/>
+        <w:t>QUESTION 6:</w:t>
+      </w:r>
+    </w:p>
+    <w:p>
+      <w:pPr>
+        <w:rPr>
+          <w:rFonts w:ascii="Times New Roman" w:hAnsi="Times New Roman" w:cs="Times New Roman"/>
+        </w:rPr>
+      </w:pPr>
+      <w:r>
+        <w:rPr>
+          <w:rFonts w:ascii="Times New Roman" w:hAnsi="Times New Roman" w:cs="Times New Roman"/>
+        </w:rPr>
+        <w:t>import pandas as pd</w:t>
+      </w:r>
+    </w:p>
+    <w:p>
+      <w:pPr>
+        <w:rPr>
+          <w:rFonts w:ascii="Times New Roman" w:hAnsi="Times New Roman" w:cs="Times New Roman"/>
+        </w:rPr>
+      </w:pPr>
+      <w:r>
+        <w:rPr>
+          <w:rFonts w:ascii="Times New Roman" w:hAnsi="Times New Roman" w:cs="Times New Roman"/>
+        </w:rPr>
+        <w:t>import matplotlib.pyplot as plt</w:t>
+      </w:r>
+    </w:p>
+    <w:p>
+      <w:pPr>
+        <w:rPr>
+          <w:rFonts w:ascii="Times New Roman" w:hAnsi="Times New Roman" w:cs="Times New Roman"/>
+        </w:rPr>
+      </w:pPr>
+      <w:r>
+        <w:rPr>
+          <w:rFonts w:ascii="Times New Roman" w:hAnsi="Times New Roman" w:cs="Times New Roman"/>
+        </w:rPr>
+        <w:t>from google.colab import files</w:t>
+      </w:r>
+    </w:p>
+    <w:p>
+      <w:pPr>
+        <w:rPr>
+          <w:rFonts w:ascii="Times New Roman" w:hAnsi="Times New Roman" w:cs="Times New Roman"/>
+        </w:rPr>
+      </w:pPr>
+      <w:r>
+        <w:rPr>
+          <w:rFonts w:ascii="Times New Roman" w:hAnsi="Times New Roman" w:cs="Times New Roman"/>
+        </w:rPr>
+        <w:t>uploaded = files.upload()</w:t>
+      </w:r>
+    </w:p>
+    <w:p>
+      <w:pPr>
+        <w:rPr>
+          <w:rFonts w:ascii="Times New Roman" w:hAnsi="Times New Roman" w:cs="Times New Roman"/>
+        </w:rPr>
+      </w:pPr>
+      <w:r>
+        <w:rPr>
+          <w:rFonts w:ascii="Times New Roman" w:hAnsi="Times New Roman" w:cs="Times New Roman"/>
+        </w:rPr>
+        <w:t>df = pd.read_csv("alphabet_stock_data.csv")</w:t>
+      </w:r>
+    </w:p>
+    <w:p>
+      <w:pPr>
+        <w:rPr>
+          <w:rFonts w:ascii="Times New Roman" w:hAnsi="Times New Roman" w:cs="Times New Roman"/>
+        </w:rPr>
+      </w:pPr>
+      <w:r>
+        <w:rPr>
+          <w:rFonts w:ascii="Times New Roman" w:hAnsi="Times New Roman" w:cs="Times New Roman"/>
+        </w:rPr>
+        <w:t>plt.figure(figsize=(8,5))</w:t>
+      </w:r>
+    </w:p>
+    <w:p>
+      <w:pPr>
+        <w:rPr>
+          <w:rFonts w:ascii="Times New Roman" w:hAnsi="Times New Roman" w:cs="Times New Roman"/>
+        </w:rPr>
+      </w:pPr>
+      <w:r>
+        <w:rPr>
+          <w:rFonts w:ascii="Times New Roman" w:hAnsi="Times New Roman" w:cs="Times New Roman"/>
+        </w:rPr>
+        <w:t>plt.scatter(df["Volume"], df["Close"])</w:t>
+      </w:r>
+    </w:p>
+    <w:p>
+      <w:pPr>
+        <w:rPr>
+          <w:rFonts w:ascii="Times New Roman" w:hAnsi="Times New Roman" w:cs="Times New Roman"/>
+        </w:rPr>
+      </w:pPr>
+      <w:r>
+        <w:rPr>
+          <w:rFonts w:ascii="Times New Roman" w:hAnsi="Times New Roman" w:cs="Times New Roman"/>
+        </w:rPr>
+        <w:t>plt.title("Trading Volume vs Closing Price")</w:t>
+      </w:r>
+    </w:p>
+    <w:p>
+      <w:pPr>
+        <w:rPr>
+          <w:rFonts w:ascii="Times New Roman" w:hAnsi="Times New Roman" w:cs="Times New Roman"/>
+        </w:rPr>
+      </w:pPr>
+      <w:r>
+        <w:rPr>
+          <w:rFonts w:ascii="Times New Roman" w:hAnsi="Times New Roman" w:cs="Times New Roman"/>
+        </w:rPr>
+        <w:t>plt.xlabel("Volume")</w:t>
+      </w:r>
+    </w:p>
+    <w:p>
+      <w:pPr>
+        <w:rPr>
+          <w:rFonts w:ascii="Times New Roman" w:hAnsi="Times New Roman" w:cs="Times New Roman"/>
+        </w:rPr>
+      </w:pPr>
+      <w:r>
+        <w:rPr>
+          <w:rFonts w:ascii="Times New Roman" w:hAnsi="Times New Roman" w:cs="Times New Roman"/>
+        </w:rPr>
+        <w:t>plt.ylabel("Closing Price")</w:t>
+      </w:r>
+    </w:p>
+    <w:p>
+      <w:pPr>
+        <w:rPr>
+          <w:rFonts w:ascii="Times New Roman" w:hAnsi="Times New Roman" w:cs="Times New Roman"/>
+        </w:rPr>
+      </w:pPr>
+      <w:r>
+        <w:rPr>
+          <w:rFonts w:ascii="Times New Roman" w:hAnsi="Times New Roman" w:cs="Times New Roman"/>
+        </w:rPr>
+        <w:t>plt.grid(True)</w:t>
+      </w:r>
+    </w:p>
+    <w:p>
+      <w:pPr>
+        <w:rPr>
+          <w:rFonts w:ascii="Times New Roman" w:hAnsi="Times New Roman" w:cs="Times New Roman"/>
+        </w:rPr>
+      </w:pPr>
+      <w:r>
+        <w:rPr>
+          <w:rFonts w:ascii="Times New Roman" w:hAnsi="Times New Roman" w:cs="Times New Roman"/>
+        </w:rPr>
+        <w:t>plt.show()</w:t>
+      </w:r>
+    </w:p>
+    <w:p>
+      <w:pPr>
+        <w:rPr>
+          <w:rFonts w:ascii="Times New Roman" w:hAnsi="Times New Roman" w:cs="Times New Roman"/>
+        </w:rPr>
+      </w:pPr>
+      <w:r>
+        <w:rPr>
+          <w:rFonts w:ascii="Times New Roman" w:hAnsi="Times New Roman" w:cs="Times New Roman"/>
+        </w:rPr>
+        <w:drawing>
+          <wp:inline distT="0" distB="0" distL="0" distR="0" wp14:anchorId="03C00164" wp14:editId="63AD6FF8">
+            <wp:extent cx="5731510" cy="4277360"/>
+            <wp:effectExtent l="0" t="0" r="2540" b="8890"/>
+            <wp:docPr id="499051512" name="Picture 1"/>
+            <wp:cNvGraphicFramePr>
+              <a:graphicFrameLocks xmlns:a="http://schemas.openxmlformats.org/drawingml/2006/main" noChangeAspect="1"/>
+            </wp:cNvGraphicFramePr>
+            <a:graphic xmlns:a="http://schemas.openxmlformats.org/drawingml/2006/main">
+              <a:graphicData uri="http://schemas.openxmlformats.org/drawingml/2006/picture">
+                <pic:pic xmlns:pic="http://schemas.openxmlformats.org/drawingml/2006/picture">
+                  <pic:nvPicPr>
+                    <pic:cNvPr id="499051512" name=""/>
+                    <pic:cNvPicPr/>
+                  </pic:nvPicPr>
+                  <pic:blipFill>
+                    <a:blip r:embed="rId9"/>
+                    <a:stretch>
+                      <a:fillRect/>
+                    </a:stretch>
+                  </pic:blipFill>
+                  <pic:spPr>
+                    <a:xfrm>
+                      <a:off x="0" y="0"/>
+                      <a:ext cx="5731510" cy="4277360"/>
+                    </a:xfrm>
+                    <a:prstGeom prst="rect">
+                      <a:avLst/>
+                    </a:prstGeom>
+                  </pic:spPr>
+                </pic:pic>
+              </a:graphicData>
+            </a:graphic>
+          </wp:inline>
+        </w:drawing>
+      </w:r>
+    </w:p>
+    <w:p>
+      <w:pPr>
+        <w:rPr>
+          <w:rFonts w:ascii="Times New Roman" w:hAnsi="Times New Roman" w:cs="Times New Roman"/>
+        </w:rPr>
+      </w:pPr>
+      <w:r>
+        <w:rPr>
+          <w:rFonts w:ascii="Times New Roman" w:hAnsi="Times New Roman" w:cs="Times New Roman"/>
+        </w:rPr>
+        <w:t>QUESTION 7:</w:t>
+      </w:r>
+    </w:p>
+    <w:p>
+      <w:pPr>
+        <w:rPr>
+          <w:rFonts w:ascii="Times New Roman" w:hAnsi="Times New Roman" w:cs="Times New Roman"/>
+        </w:rPr>
+      </w:pPr>
+      <w:r>
+        <w:rPr>
+          <w:rFonts w:ascii="Times New Roman" w:hAnsi="Times New Roman" w:cs="Times New Roman"/>
+        </w:rPr>
+        <w:t>import pandas as pd</w:t>
+      </w:r>
+    </w:p>
+    <w:p>
+      <w:pPr>
+        <w:rPr>
+          <w:rFonts w:ascii="Times New Roman" w:hAnsi="Times New Roman" w:cs="Times New Roman"/>
+        </w:rPr>
+      </w:pPr>
+      <w:r>
+        <w:rPr>
+          <w:rFonts w:ascii="Times New Roman" w:hAnsi="Times New Roman" w:cs="Times New Roman"/>
+        </w:rPr>
+        <w:lastRenderedPageBreak/>
+        <w:t>from google.colab import files</w:t>
+      </w:r>
+    </w:p>
+    <w:p>
+      <w:pPr>
+        <w:rPr>
+          <w:rFonts w:ascii="Times New Roman" w:hAnsi="Times New Roman" w:cs="Times New Roman"/>
+        </w:rPr>
+      </w:pPr>
+      <w:r>
+        <w:rPr>
+          <w:rFonts w:ascii="Times New Roman" w:hAnsi="Times New Roman" w:cs="Times New Roman"/>
+        </w:rPr>
+        <w:t>uploaded = files.upload()</w:t>
+      </w:r>
+    </w:p>
+    <w:p>
+      <w:pPr>
+        <w:rPr>
+          <w:rFonts w:ascii="Times New Roman" w:hAnsi="Times New Roman" w:cs="Times New Roman"/>
+        </w:rPr>
+      </w:pPr>
+      <w:r>
+        <w:rPr>
+          <w:rFonts w:ascii="Times New Roman" w:hAnsi="Times New Roman" w:cs="Times New Roman"/>
+        </w:rPr>
+        <w:t>df = pd.read_csv("sales_data.csv")</w:t>
+      </w:r>
+    </w:p>
+    <w:p>
+      <w:pPr>
+        <w:rPr>
+          <w:rFonts w:ascii="Times New Roman" w:hAnsi="Times New Roman" w:cs="Times New Roman"/>
+        </w:rPr>
+      </w:pPr>
+      <w:r>
+        <w:rPr>
+          <w:rFonts w:ascii="Times New Roman" w:hAnsi="Times New Roman" w:cs="Times New Roman"/>
+        </w:rPr>
+        <w:t>pivot = pd.pivot_table(</w:t>
+      </w:r>
+    </w:p>
+    <w:p>
+      <w:pPr>
+        <w:rPr>
+          <w:rFonts w:ascii="Times New Roman" w:hAnsi="Times New Roman" w:cs="Times New Roman"/>
+        </w:rPr>
+      </w:pPr>
+      <w:r>
+        <w:rPr>
+          <w:rFonts w:ascii="Times New Roman" w:hAnsi="Times New Roman" w:cs="Times New Roman"/>
+        </w:rPr>
+        <w:t>    df,</w:t>
+      </w:r>
+    </w:p>
+    <w:p>
+      <w:pPr>
+        <w:rPr>
+          <w:rFonts w:ascii="Times New Roman" w:hAnsi="Times New Roman" w:cs="Times New Roman"/>
+        </w:rPr>
+      </w:pPr>
+      <w:r>
+        <w:rPr>
+          <w:rFonts w:ascii="Times New Roman" w:hAnsi="Times New Roman" w:cs="Times New Roman"/>
+        </w:rPr>
+        <w:t>    values="Sale_amt",</w:t>
+      </w:r>
+    </w:p>
+    <w:p>
+      <w:pPr>
+        <w:rPr>
+          <w:rFonts w:ascii="Times New Roman" w:hAnsi="Times New Roman" w:cs="Times New Roman"/>
+        </w:rPr>
+      </w:pPr>
+      <w:r>
+        <w:rPr>
+          <w:rFonts w:ascii="Times New Roman" w:hAnsi="Times New Roman" w:cs="Times New Roman"/>
+        </w:rPr>
+        <w:t>    index="Item",</w:t>
+      </w:r>
+    </w:p>
+    <w:p>
+      <w:pPr>
+        <w:rPr>
+          <w:rFonts w:ascii="Times New Roman" w:hAnsi="Times New Roman" w:cs="Times New Roman"/>
+        </w:rPr>
+      </w:pPr>
+      <w:r>
+        <w:rPr>
+          <w:rFonts w:ascii="Times New Roman" w:hAnsi="Times New Roman" w:cs="Times New Roman"/>
+        </w:rPr>
+        <w:t>    aggfunc=["max", "min"]</w:t>
+      </w:r>
+    </w:p>
+    <w:p>
+      <w:pPr>
+        <w:rPr>
+          <w:rFonts w:ascii="Times New Roman" w:hAnsi="Times New Roman" w:cs="Times New Roman"/>
+        </w:rPr>
+      </w:pPr>
+      <w:r>
+        <w:rPr>
+          <w:rFonts w:ascii="Times New Roman" w:hAnsi="Times New Roman" w:cs="Times New Roman"/>
+        </w:rPr>
+        <w:t>)</w:t>
+      </w:r>
+    </w:p>
+    <w:p>
+      <w:pPr>
+        <w:rPr>
+          <w:rFonts w:ascii="Times New Roman" w:hAnsi="Times New Roman" w:cs="Times New Roman"/>
+        </w:rPr>
+      </w:pPr>
+      <w:r>
+        <w:rPr>
+          <w:rFonts w:ascii="Times New Roman" w:hAnsi="Times New Roman" w:cs="Times New Roman"/>
+        </w:rPr>
+        <w:t>print(pivot)</w:t>
+      </w:r>
+    </w:p>
+    <w:p>
+      <w:pPr>
+        <w:rPr>
+          <w:rFonts w:ascii="Times New Roman" w:hAnsi="Times New Roman" w:cs="Times New Roman"/>
+        </w:rPr>
+      </w:pPr>
+      <w:r>
+        <w:rPr>
+          <w:rFonts w:ascii="Times New Roman" w:hAnsi="Times New Roman" w:cs="Times New Roman"/>
+        </w:rPr>
+        <w:drawing>
+          <wp:inline distT="0" distB="0" distL="0" distR="0" wp14:anchorId="65CAB048" wp14:editId="2BD9A5D4">
+            <wp:extent cx="4610500" cy="1981372"/>
+            <wp:effectExtent l="0" t="0" r="0" b="0"/>
+            <wp:docPr id="733555797" name="Picture 1"/>
+            <wp:cNvGraphicFramePr>
+              <a:graphicFrameLocks xmlns:a="http://schemas.openxmlformats.org/drawingml/2006/main" noChangeAspect="1"/>
+            </wp:cNvGraphicFramePr>
+            <a:graphic xmlns:a="http://schemas.openxmlformats.org/drawingml/2006/main">
+              <a:graphicData uri="http://schemas.openxmlformats.org/drawingml/2006/picture">
+                <pic:pic xmlns:pic="http://schemas.openxmlformats.org/drawingml/2006/picture">
+                  <pic:nvPicPr>
+                    <pic:cNvPr id="733555797" name=""/>
+                    <pic:cNvPicPr/>
+                  </pic:nvPicPr>
+                  <pic:blipFill>
+                    <a:blip r:embed="rId10"/>
+                    <a:stretch>
+                      <a:fillRect/>
+                    </a:stretch>
+                  </pic:blipFill>
+                  <pic:spPr>
+                    <a:xfrm>
+                      <a:off x="0" y="0"/>
+                      <a:ext cx="4610500" cy="1981372"/>
+                    </a:xfrm>
+                    <a:prstGeom prst="rect">
+                      <a:avLst/>
+                    </a:prstGeom>
+                  </pic:spPr>
+                </pic:pic>
+              </a:graphicData>
+            </a:graphic>
+          </wp:inline>
+        </w:drawing>
+      </w:r>
+    </w:p>
+    <w:p>
+      <w:pPr>
+        <w:rPr>
+          <w:rFonts w:ascii="Times New Roman" w:hAnsi="Times New Roman" w:cs="Times New Roman"/>
+        </w:rPr>
+      </w:pPr>
+      <w:r>
+        <w:rPr>
+          <w:rFonts w:ascii="Times New Roman" w:hAnsi="Times New Roman" w:cs="Times New Roman"/>
+        </w:rPr>
+        <w:t>QUESTION 8;</w:t>
+      </w:r>
+    </w:p>
+    <w:p>
+      <w:pPr>
+        <w:rPr>
+          <w:rFonts w:ascii="Times New Roman" w:hAnsi="Times New Roman" w:cs="Times New Roman"/>
+        </w:rPr>
+      </w:pPr>
+      <w:r>
+        <w:rPr>
+          <w:rFonts w:ascii="Times New Roman" w:hAnsi="Times New Roman" w:cs="Times New Roman"/>
+        </w:rPr>
+        <w:t>import pandas as pd</w:t>
+      </w:r>
+    </w:p>
+    <w:p>
+      <w:pPr>
+        <w:rPr>
+          <w:rFonts w:ascii="Times New Roman" w:hAnsi="Times New Roman" w:cs="Times New Roman"/>
+        </w:rPr>
+      </w:pPr>
+      <w:r>
+        <w:rPr>
+          <w:rFonts w:ascii="Times New Roman" w:hAnsi="Times New Roman" w:cs="Times New Roman"/>
+        </w:rPr>
+        <w:t>from google.colab import files</w:t>
+      </w:r>
+    </w:p>
+    <w:p>
+      <w:pPr>
+        <w:rPr>
+          <w:rFonts w:ascii="Times New Roman" w:hAnsi="Times New Roman" w:cs="Times New Roman"/>
+        </w:rPr>
+      </w:pPr>
+      <w:r>
+        <w:rPr>
+          <w:rFonts w:ascii="Times New Roman" w:hAnsi="Times New Roman" w:cs="Times New Roman"/>
+        </w:rPr>
+        <w:t>uploaded = files.upload()</w:t>
+      </w:r>
+    </w:p>
+    <w:p>
+      <w:pPr>
+        <w:rPr>
+          <w:rFonts w:ascii="Times New Roman" w:hAnsi="Times New Roman" w:cs="Times New Roman"/>
+        </w:rPr>
+      </w:pPr>
+      <w:r>
+        <w:rPr>
+          <w:rFonts w:ascii="Times New Roman" w:hAnsi="Times New Roman" w:cs="Times New Roman"/>
+        </w:rPr>
+        <w:t>df = pd.read_csv("sales_data.csv")</w:t>
+      </w:r>
+    </w:p>
+    <w:p>
+      <w:pPr>
+        <w:rPr>
+          <w:rFonts w:ascii="Times New Roman" w:hAnsi="Times New Roman" w:cs="Times New Roman"/>
+        </w:rPr>
+      </w:pPr>
+      <w:r>
+        <w:rPr>
+          <w:rFonts w:ascii="Times New Roman" w:hAnsi="Times New Roman" w:cs="Times New Roman"/>
+        </w:rPr>
+        <w:t>pivot = pd.pivot_table(</w:t>
+      </w:r>
+    </w:p>
+    <w:p>
+      <w:pPr>
+        <w:rPr>
+          <w:rFonts w:ascii="Times New Roman" w:hAnsi="Times New Roman" w:cs="Times New Roman"/>
+        </w:rPr>
+      </w:pPr>
+      <w:r>
+        <w:rPr>
+          <w:rFonts w:ascii="Times New Roman" w:hAnsi="Times New Roman" w:cs="Times New Roman"/>
+        </w:rPr>
+        <w:t>    df,</w:t>
+      </w:r>
+    </w:p>
+    <w:p>
+      <w:pPr>
+        <w:rPr>
+          <w:rFonts w:ascii="Times New Roman" w:hAnsi="Times New Roman" w:cs="Times New Roman"/>
+        </w:rPr>
+      </w:pPr>
+      <w:r>
+        <w:rPr>
+          <w:rFonts w:ascii="Times New Roman" w:hAnsi="Times New Roman" w:cs="Times New Roman"/>
+        </w:rPr>
+        <w:t>    values="Units",</w:t>
+      </w:r>
+    </w:p>
+    <w:p>
+      <w:pPr>
+        <w:rPr>
+          <w:rFonts w:ascii="Times New Roman" w:hAnsi="Times New Roman" w:cs="Times New Roman"/>
+        </w:rPr>
+      </w:pPr>
+      <w:r>
+        <w:rPr>
+          <w:rFonts w:ascii="Times New Roman" w:hAnsi="Times New Roman" w:cs="Times New Roman"/>
+        </w:rPr>
+        <w:t>    index="Item",</w:t>
+      </w:r>
+    </w:p>
+    <w:p>
+      <w:pPr>
+        <w:rPr>
+          <w:rFonts w:ascii="Times New Roman" w:hAnsi="Times New Roman" w:cs="Times New Roman"/>
+        </w:rPr>
+      </w:pPr>
+      <w:r>
+        <w:rPr>
+          <w:rFonts w:ascii="Times New Roman" w:hAnsi="Times New Roman" w:cs="Times New Roman"/>
+        </w:rPr>
+        <w:t>    aggfunc="sum"</w:t>
+      </w:r>
+    </w:p>
+    <w:p>
+      <w:pPr>
+        <w:rPr>
+          <w:rFonts w:ascii="Times New Roman" w:hAnsi="Times New Roman" w:cs="Times New Roman"/>
+        </w:rPr>
+      </w:pPr>
+      <w:r>
+        <w:rPr>
+          <w:rFonts w:ascii="Times New Roman" w:hAnsi="Times New Roman" w:cs="Times New Roman"/>
+        </w:rPr>
+        <w:t>)</w:t>
+      </w:r>
+    </w:p>
+    <w:p>
+      <w:pPr>
+        <w:rPr>
+          <w:rFonts w:ascii="Times New Roman" w:hAnsi="Times New Roman" w:cs="Times New Roman"/>
+        </w:rPr>
+      </w:pPr>
+      <w:r>
+        <w:rPr>
+          <w:rFonts w:ascii="Times New Roman" w:hAnsi="Times New Roman" w:cs="Times New Roman"/>
+        </w:rPr>
+        <w:t>print(pivot)</w:t>
+      </w:r>
+    </w:p>
+    <w:p>
+      <w:pPr>
+        <w:rPr>
+          <w:rFonts w:ascii="Times New Roman" w:hAnsi="Times New Roman" w:cs="Times New Roman"/>
+        </w:rPr>
+      </w:pPr>
+      <w:r>
+        <w:rPr>
+          <w:rFonts w:ascii="Times New Roman" w:hAnsi="Times New Roman" w:cs="Times New Roman"/>
+        </w:rPr>
+        <w:lastRenderedPageBreak/>
+        <w:drawing>
+          <wp:inline distT="0" distB="0" distL="0" distR="0" wp14:anchorId="59BA9C5B" wp14:editId="670D4777">
+            <wp:extent cx="4587638" cy="1790855"/>
+            <wp:effectExtent l="0" t="0" r="3810" b="0"/>
+            <wp:docPr id="1965950958" name="Picture 1"/>
+            <wp:cNvGraphicFramePr>
+              <a:graphicFrameLocks xmlns:a="http://schemas.openxmlformats.org/drawingml/2006/main" noChangeAspect="1"/>
+            </wp:cNvGraphicFramePr>
+            <a:graphic xmlns:a="http://schemas.openxmlformats.org/drawingml/2006/main">
+              <a:graphicData uri="http://schemas.openxmlformats.org/drawingml/2006/picture">
+                <pic:pic xmlns:pic="http://schemas.openxmlformats.org/drawingml/2006/picture">
+                  <pic:nvPicPr>
+                    <pic:cNvPr id="1965950958" name=""/>
+                    <pic:cNvPicPr/>
+                  </pic:nvPicPr>
+                  <pic:blipFill>
+                    <a:blip r:embed="rId11"/>
+                    <a:stretch>
+                      <a:fillRect/>
+                    </a:stretch>
+                  </pic:blipFill>
+                  <pic:spPr>
+                    <a:xfrm>
+                      <a:off x="0" y="0"/>
+                      <a:ext cx="4587638" cy="1790855"/>
+                    </a:xfrm>
+                    <a:prstGeom prst="rect">
+                      <a:avLst/>
+                    </a:prstGeom>
+                  </pic:spPr>
+                </pic:pic>
+              </a:graphicData>
+            </a:graphic>
+          </wp:inline>
+        </w:drawing>
+      </w:r>
+    </w:p>
+    <w:p>
+      <w:pPr>
+        <w:rPr>
+          <w:rFonts w:ascii="Times New Roman" w:hAnsi="Times New Roman" w:cs="Times New Roman"/>
+        </w:rPr>
+      </w:pPr>
+      <w:r>
+        <w:rPr>
+          <w:rFonts w:ascii="Times New Roman" w:hAnsi="Times New Roman" w:cs="Times New Roman"/>
+        </w:rPr>
+        <w:t>QUESTION 9 :</w:t>
+      </w:r>
+    </w:p>
+    <w:p>
+      <w:pPr>
+        <w:rPr>
+          <w:rFonts w:ascii="Times New Roman" w:hAnsi="Times New Roman" w:cs="Times New Roman"/>
+        </w:rPr>
+      </w:pPr>
+      <w:r>
+        <w:rPr>
+          <w:rFonts w:ascii="Times New Roman" w:hAnsi="Times New Roman" w:cs="Times New Roman"/>
+        </w:rPr>
+        <w:t>import pandas as pd</w:t>
+      </w:r>
+    </w:p>
+    <w:p>
+      <w:pPr>
+        <w:rPr>
+          <w:rFonts w:ascii="Times New Roman" w:hAnsi="Times New Roman" w:cs="Times New Roman"/>
+        </w:rPr>
+      </w:pPr>
+      <w:r>
+        <w:rPr>
+          <w:rFonts w:ascii="Times New Roman" w:hAnsi="Times New Roman" w:cs="Times New Roman"/>
+        </w:rPr>
+        <w:t>from google.colab import files</w:t>
+      </w:r>
+    </w:p>
+    <w:p>
+      <w:pPr>
+        <w:rPr>
+          <w:rFonts w:ascii="Times New Roman" w:hAnsi="Times New Roman" w:cs="Times New Roman"/>
+        </w:rPr>
+      </w:pPr>
+      <w:r>
+        <w:rPr>
+          <w:rFonts w:ascii="Times New Roman" w:hAnsi="Times New Roman" w:cs="Times New Roman"/>
+        </w:rPr>
+        <w:t>uploaded = files.upload()</w:t>
+      </w:r>
+    </w:p>
+    <w:p>
+      <w:pPr>
+        <w:rPr>
+          <w:rFonts w:ascii="Times New Roman" w:hAnsi="Times New Roman" w:cs="Times New Roman"/>
+        </w:rPr>
+      </w:pPr>
+      <w:r>
+        <w:rPr>
+          <w:rFonts w:ascii="Times New Roman" w:hAnsi="Times New Roman" w:cs="Times New Roman"/>
+        </w:rPr>
+        <w:t>df = pd.read_csv("sales_data.csv")</w:t>
+      </w:r>
+    </w:p>
+    <w:p>
+      <w:pPr>
+        <w:rPr>
+          <w:rFonts w:ascii="Times New Roman" w:hAnsi="Times New Roman" w:cs="Times New Roman"/>
+        </w:rPr>
+      </w:pPr>
+      <w:r>
+        <w:rPr>
+          <w:rFonts w:ascii="Times New Roman" w:hAnsi="Times New Roman" w:cs="Times New Roman"/>
+        </w:rPr>
+        <w:t>pivot = pd.pivot_table(</w:t>
+      </w:r>
+    </w:p>
+    <w:p>
+      <w:pPr>
+        <w:rPr>
+          <w:rFonts w:ascii="Times New Roman" w:hAnsi="Times New Roman" w:cs="Times New Roman"/>
+        </w:rPr>
+      </w:pPr>
+      <w:r>
+        <w:rPr>
+          <w:rFonts w:ascii="Times New Roman" w:hAnsi="Times New Roman" w:cs="Times New Roman"/>
+        </w:rPr>
+        <w:t>    df,</w:t>
+      </w:r>
+    </w:p>
+    <w:p>
+      <w:pPr>
+        <w:rPr>
+          <w:rFonts w:ascii="Times New Roman" w:hAnsi="Times New Roman" w:cs="Times New Roman"/>
+        </w:rPr>
+      </w:pPr>
+      <w:r>
+        <w:rPr>
+          <w:rFonts w:ascii="Times New Roman" w:hAnsi="Times New Roman" w:cs="Times New Roman"/>
+        </w:rPr>
+        <w:t>    values="Sale_amt",</w:t>
+      </w:r>
+    </w:p>
+    <w:p>
+      <w:pPr>
+        <w:rPr>
+          <w:rFonts w:ascii="Times New Roman" w:hAnsi="Times New Roman" w:cs="Times New Roman"/>
+        </w:rPr>
+      </w:pPr>
+      <w:r>
+        <w:rPr>
+          <w:rFonts w:ascii="Times New Roman" w:hAnsi="Times New Roman" w:cs="Times New Roman"/>
+        </w:rPr>
+        <w:t>    index=["Region", "Manager", "SalesMan"],</w:t>
+      </w:r>
+    </w:p>
+    <w:p>
+      <w:pPr>
+        <w:rPr>
+          <w:rFonts w:ascii="Times New Roman" w:hAnsi="Times New Roman" w:cs="Times New Roman"/>
+        </w:rPr>
+      </w:pPr>
+      <w:r>
+        <w:rPr>
+          <w:rFonts w:ascii="Times New Roman" w:hAnsi="Times New Roman" w:cs="Times New Roman"/>
+        </w:rPr>
+        <w:t>    aggfunc="sum"</w:t>
+      </w:r>
+    </w:p>
+    <w:p>
+      <w:pPr>
+        <w:rPr>
+          <w:rFonts w:ascii="Times New Roman" w:hAnsi="Times New Roman" w:cs="Times New Roman"/>
+        </w:rPr>
+      </w:pPr>
+      <w:r>
+        <w:rPr>
+          <w:rFonts w:ascii="Times New Roman" w:hAnsi="Times New Roman" w:cs="Times New Roman"/>
+        </w:rPr>
+        <w:t>)</w:t>
+      </w:r>
+    </w:p>
+    <w:p>
+      <w:pPr>
+        <w:rPr>
+          <w:rFonts w:ascii="Times New Roman" w:hAnsi="Times New Roman" w:cs="Times New Roman"/>
+        </w:rPr>
+      </w:pPr>
+      <w:r>
+        <w:rPr>
+          <w:rFonts w:ascii="Times New Roman" w:hAnsi="Times New Roman" w:cs="Times New Roman"/>
+        </w:rPr>
+        <w:t>print(pivot)</w:t>
+      </w:r>
+    </w:p>
+    <w:p>
+      <w:pPr>
+        <w:rPr>
+          <w:rFonts w:ascii="Times New Roman" w:hAnsi="Times New Roman" w:cs="Times New Roman"/>
+        </w:rPr>
+      </w:pPr>
+      <w:r>
+        <w:rPr>
+          <w:rFonts w:ascii="Times New Roman" w:hAnsi="Times New Roman" w:cs="Times New Roman"/>
+        </w:rPr>
+        <w:drawing>
+          <wp:inline distT="0" distB="0" distL="0" distR="0" wp14:anchorId="4DEF5EB7" wp14:editId="73117708">
+            <wp:extent cx="4610500" cy="2796782"/>
+            <wp:effectExtent l="0" t="0" r="0" b="3810"/>
+            <wp:docPr id="1423450420" name="Picture 1"/>
+            <wp:cNvGraphicFramePr>
+              <a:graphicFrameLocks xmlns:a="http://schemas.openxmlformats.org/drawingml/2006/main" noChangeAspect="1"/>
+            </wp:cNvGraphicFramePr>
+            <a:graphic xmlns:a="http://schemas.openxmlformats.org/drawingml/2006/main">
+              <a:graphicData uri="http://schemas.openxmlformats.org/drawingml/2006/picture">
+                <pic:pic xmlns:pic="http://schemas.openxmlformats.org/drawingml/2006/picture">
+                  <pic:nvPicPr>
+                    <pic:cNvPr id="1423450420" name=""/>
+                    <pic:cNvPicPr/>
+                  </pic:nvPicPr>
+                  <pic:blipFill>
+                    <a:blip r:embed="rId12"/>
+                    <a:stretch>
+                      <a:fillRect/>
+                    </a:stretch>
+                  </pic:blipFill>
+                  <pic:spPr>
+                    <a:xfrm>
+                      <a:off x="0" y="0"/>
+                      <a:ext cx="4610500" cy="2796782"/>
+                    </a:xfrm>
+                    <a:prstGeom prst="rect">
+                      <a:avLst/>
+                    </a:prstGeom>
+                  </pic:spPr>
+                </pic:pic>
+              </a:graphicData>
+            </a:graphic>
+          </wp:inline>
+        </w:drawing>
+      </w:r>
+    </w:p>
+    <w:p>
+      <w:pPr>
+        <w:rPr>
+          <w:rFonts w:ascii="Times New Roman" w:hAnsi="Times New Roman" w:cs="Times New Roman"/>
+        </w:rPr>
+      </w:pPr>
+      <w:r>
+        <w:rPr>
+          <w:rFonts w:ascii="Times New Roman" w:hAnsi="Times New Roman" w:cs="Times New Roman"/>
+        </w:rPr>
+        <w:t>QUESTION 10 :</w:t>
+      </w:r>
+    </w:p>
+    <w:p>
+      <w:pPr>
+        <w:rPr>
+          <w:rFonts w:ascii="Times New Roman" w:hAnsi="Times New Roman" w:cs="Times New Roman"/>
+        </w:rPr>
+      </w:pPr>
+      <w:r>
+        <w:rPr>
+          <w:rFonts w:ascii="Times New Roman" w:hAnsi="Times New Roman" w:cs="Times New Roman"/>
+        </w:rPr>
+        <w:lastRenderedPageBreak/>
+        <w:t>import pandas as pd</w:t>
+      </w:r>
+    </w:p>
+    <w:p>
+      <w:pPr>
+        <w:rPr>
+          <w:rFonts w:ascii="Times New Roman" w:hAnsi="Times New Roman" w:cs="Times New Roman"/>
+        </w:rPr>
+      </w:pPr>
+      <w:r>
+        <w:rPr>
+          <w:rFonts w:ascii="Times New Roman" w:hAnsi="Times New Roman" w:cs="Times New Roman"/>
+        </w:rPr>
+        <w:t>import numpy as np</w:t>
+      </w:r>
+    </w:p>
+    <w:p>
+      <w:pPr>
+        <w:rPr>
+          <w:rFonts w:ascii="Times New Roman" w:hAnsi="Times New Roman" w:cs="Times New Roman"/>
+        </w:rPr>
+      </w:pPr>
+      <w:r>
+        <w:rPr>
+          <w:rFonts w:ascii="Times New Roman" w:hAnsi="Times New Roman" w:cs="Times New Roman"/>
+        </w:rPr>
+        <w:t>df = pd.DataFrame(</w:t>
+      </w:r>
+    </w:p>
+    <w:p>
+      <w:pPr>
+        <w:rPr>
+          <w:rFonts w:ascii="Times New Roman" w:hAnsi="Times New Roman" w:cs="Times New Roman"/>
+        </w:rPr>
+      </w:pPr>
+      <w:r>
+        <w:rPr>
+          <w:rFonts w:ascii="Times New Roman" w:hAnsi="Times New Roman" w:cs="Times New Roman"/>
+        </w:rPr>
+        <w:t>    np.random.randint(-100, 100, size=(10,4)),</w:t>
+      </w:r>
+    </w:p>
+    <w:p>
+      <w:pPr>
+        <w:rPr>
+          <w:rFonts w:ascii="Times New Roman" w:hAnsi="Times New Roman" w:cs="Times New Roman"/>
+        </w:rPr>
+      </w:pPr>
+      <w:r>
+        <w:rPr>
+          <w:rFonts w:ascii="Times New Roman" w:hAnsi="Times New Roman" w:cs="Times New Roman"/>
+        </w:rPr>
+        <w:t>    columns=["A","B","C","D"]</w:t>
+      </w:r>
+    </w:p>
+    <w:p>
+      <w:pPr>
+        <w:rPr>
+          <w:rFonts w:ascii="Times New Roman" w:hAnsi="Times New Roman" w:cs="Times New Roman"/>
+        </w:rPr>
+      </w:pPr>
+      <w:r>
+        <w:rPr>
+          <w:rFonts w:ascii="Times New Roman" w:hAnsi="Times New Roman" w:cs="Times New Roman"/>
+        </w:rPr>
+        <w:t>)</w:t>
+      </w:r>
+    </w:p>
+    <w:p>
+      <w:pPr>
+        <w:rPr>
+          <w:rFonts w:ascii="Times New Roman" w:hAnsi="Times New Roman" w:cs="Times New Roman"/>
+        </w:rPr>
+      </w:pPr>
+      <w:r>
+        <w:rPr>
+          <w:rFonts w:ascii="Times New Roman" w:hAnsi="Times New Roman" w:cs="Times New Roman"/>
+        </w:rPr>
+        <w:t>def color_negative(val):</w:t>
+      </w:r>
+    </w:p>
+    <w:p>
+      <w:pPr>
+        <w:rPr>
+          <w:rFonts w:ascii="Times New Roman" w:hAnsi="Times New Roman" w:cs="Times New Roman"/>
+        </w:rPr>
+      </w:pPr>
+      <w:r>
+        <w:rPr>
+          <w:rFonts w:ascii="Times New Roman" w:hAnsi="Times New Roman" w:cs="Times New Roman"/>
+        </w:rPr>
+        <w:t>    if val &lt; 0:</w:t>
+      </w:r>
+    </w:p>
+    <w:p>
+      <w:pPr>
+        <w:rPr>
+          <w:rFonts w:ascii="Times New Roman" w:hAnsi="Times New Roman" w:cs="Times New Roman"/>
+        </w:rPr>
+      </w:pPr>
+      <w:r>
+        <w:rPr>
+          <w:rFonts w:ascii="Times New Roman" w:hAnsi="Times New Roman" w:cs="Times New Roman"/>
+        </w:rPr>
+        <w:t>        return "color:red"</w:t>
+      </w:r>
+    </w:p>
+    <w:p>
+      <w:pPr>
+        <w:rPr>
+          <w:rFonts w:ascii="Times New Roman" w:hAnsi="Times New Roman" w:cs="Times New Roman"/>
+        </w:rPr>
+      </w:pPr>
+      <w:r>
+        <w:rPr>
+          <w:rFonts w:ascii="Times New Roman" w:hAnsi="Times New Roman" w:cs="Times New Roman"/>
+        </w:rPr>
+        <w:t>    else:</w:t>
+      </w:r>
+    </w:p>
+    <w:p>
+      <w:pPr>
+        <w:rPr>
+          <w:rFonts w:ascii="Times New Roman" w:hAnsi="Times New Roman" w:cs="Times New Roman"/>
+        </w:rPr>
+      </w:pPr>
+      <w:r>
+        <w:rPr>
+          <w:rFonts w:ascii="Times New Roman" w:hAnsi="Times New Roman" w:cs="Times New Roman"/>
+        </w:rPr>
+        <w:t>        return "color:black"</w:t>
+      </w:r>
+    </w:p>
+    <w:p>
+      <w:pPr>
+        <w:rPr>
+          <w:rFonts w:ascii="Times New Roman" w:hAnsi="Times New Roman" w:cs="Times New Roman"/>
+        </w:rPr>
+      </w:pPr>
+      <w:r>
+        <w:rPr>
+          <w:rFonts w:ascii="Times New Roman" w:hAnsi="Times New Roman" w:cs="Times New Roman"/>
+        </w:rPr>
+        <w:t>df.style.map(color_negative)</w:t>
+      </w:r>
+    </w:p>
+    <w:p>
+      <w:pPr>
+        <w:rPr>
+          <w:rFonts w:ascii="Times New Roman" w:hAnsi="Times New Roman" w:cs="Times New Roman"/>
+        </w:rPr>
+      </w:pPr>
+      <w:r>
+        <w:rPr>
+          <w:rFonts w:ascii="Times New Roman" w:hAnsi="Times New Roman" w:cs="Times New Roman"/>
+        </w:rPr>
+        <w:drawing>
+          <wp:inline distT="0" distB="0" distL="0" distR="0" wp14:anchorId="076589F8" wp14:editId="5D6A9B13">
+            <wp:extent cx="1775614" cy="3482642"/>
+            <wp:effectExtent l="0" t="0" r="0" b="3810"/>
+            <wp:docPr id="850148210" name="Picture 1"/>
+            <wp:cNvGraphicFramePr>
+              <a:graphicFrameLocks xmlns:a="http://schemas.openxmlformats.org/drawingml/2006/main" noChangeAspect="1"/>
+            </wp:cNvGraphicFramePr>
+            <a:graphic xmlns:a="http://schemas.openxmlformats.org/drawingml/2006/main">
+              <a:graphicData uri="http://schemas.openxmlformats.org/drawingml/2006/picture">
+                <pic:pic xmlns:pic="http://schemas.openxmlformats.org/drawingml/2006/picture">
+                  <pic:nvPicPr>
+                    <pic:cNvPr id="850148210" name=""/>
+                    <pic:cNvPicPr/>
+                  </pic:nvPicPr>
+                  <pic:blipFill>
+                    <a:blip r:embed="rId13"/>
+                    <a:stretch>
+                      <a:fillRect/>
+                    </a:stretch>
+                  </pic:blipFill>
+                  <pic:spPr>
+                    <a:xfrm>
+                      <a:off x="0" y="0"/>
+                      <a:ext cx="1775614" cy="3482642"/>
+                    </a:xfrm>
+                    <a:prstGeom prst="rect">
+                      <a:avLst/>
+                    </a:prstGeom>
+                  </pic:spPr>
+                </pic:pic>
+              </a:graphicData>
+            </a:graphic>
+          </wp:inline>
+        </w:drawing>
+      </w:r>
+    </w:p>
+    <w:p>
+      <w:pPr>
+        <w:rPr>
+          <w:rFonts w:ascii="Times New Roman" w:hAnsi="Times New Roman" w:cs="Times New Roman"/>
+        </w:rPr>
+      </w:pPr>
+      <w:r>
+        <w:rPr>
+          <w:rFonts w:ascii="Times New Roman" w:hAnsi="Times New Roman" w:cs="Times New Roman"/>
+        </w:rPr>
+        <w:t>QUESTION 11 :</w:t>
+      </w:r>
+    </w:p>
+    <w:p>
+      <w:pPr>
+        <w:rPr>
+          <w:rFonts w:ascii="Times New Roman" w:hAnsi="Times New Roman" w:cs="Times New Roman"/>
+        </w:rPr>
+      </w:pPr>
+      <w:r>
+        <w:rPr>
+          <w:rFonts w:ascii="Times New Roman" w:hAnsi="Times New Roman" w:cs="Times New Roman"/>
+        </w:rPr>
+        <w:t>import pandas as pd</w:t>
+      </w:r>
+    </w:p>
+    <w:p>
+      <w:pPr>
+        <w:rPr>
+          <w:rFonts w:ascii="Times New Roman" w:hAnsi="Times New Roman" w:cs="Times New Roman"/>
+        </w:rPr>
+      </w:pPr>
+      <w:r>
+        <w:rPr>
+          <w:rFonts w:ascii="Times New Roman" w:hAnsi="Times New Roman" w:cs="Times New Roman"/>
+        </w:rPr>
+        <w:t>import numpy as np</w:t>
+      </w:r>
+    </w:p>
+    <w:p>
+      <w:pPr>
+        <w:rPr>
+          <w:rFonts w:ascii="Times New Roman" w:hAnsi="Times New Roman" w:cs="Times New Roman"/>
+        </w:rPr>
+      </w:pPr>
+      <w:r>
+        <w:rPr>
+          <w:rFonts w:ascii="Times New Roman" w:hAnsi="Times New Roman" w:cs="Times New Roman"/>
+        </w:rPr>
+        <w:t>df = pd.DataFrame(np.random.randint(1,100,size=(10,4)),</w:t>
+      </w:r>
+    </w:p>
+    <w:p>
+      <w:pPr>
+        <w:rPr>
+          <w:rFonts w:ascii="Times New Roman" w:hAnsi="Times New Roman" w:cs="Times New Roman"/>
+        </w:rPr>
+      </w:pPr>
+      <w:r>
+        <w:rPr>
+          <w:rFonts w:ascii="Times New Roman" w:hAnsi="Times New Roman" w:cs="Times New Roman"/>
+        </w:rPr>
+        <w:t>                  columns=["A","B","C","D"])</w:t>
+      </w:r>
+    </w:p>
+    <w:p>
+      <w:pPr>
+        <w:rPr>
+          <w:rFonts w:ascii="Times New Roman" w:hAnsi="Times New Roman" w:cs="Times New Roman"/>
+        </w:rPr>
+      </w:pPr>
+      <w:r>
+        <w:rPr>
+          <w:rFonts w:ascii="Times New Roman" w:hAnsi="Times New Roman" w:cs="Times New Roman"/>
+        </w:rPr>
+        <w:lastRenderedPageBreak/>
+        <w:t>df.iloc[1,2] = np.nan</w:t>
+      </w:r>
+    </w:p>
+    <w:p>
+      <w:pPr>
+        <w:rPr>
+          <w:rFonts w:ascii="Times New Roman" w:hAnsi="Times New Roman" w:cs="Times New Roman"/>
+        </w:rPr>
+      </w:pPr>
+      <w:r>
+        <w:rPr>
+          <w:rFonts w:ascii="Times New Roman" w:hAnsi="Times New Roman" w:cs="Times New Roman"/>
+        </w:rPr>
+        <w:t>df.iloc[3,1] = np.nan</w:t>
+      </w:r>
+    </w:p>
+    <w:p>
+      <w:pPr>
+        <w:rPr>
+          <w:rFonts w:ascii="Times New Roman" w:hAnsi="Times New Roman" w:cs="Times New Roman"/>
+        </w:rPr>
+      </w:pPr>
+      <w:r>
+        <w:rPr>
+          <w:rFonts w:ascii="Times New Roman" w:hAnsi="Times New Roman" w:cs="Times New Roman"/>
+        </w:rPr>
+        <w:t>df.iloc[5,0] = np.nan</w:t>
+      </w:r>
+    </w:p>
+    <w:p>
+      <w:pPr>
+        <w:rPr>
+          <w:rFonts w:ascii="Times New Roman" w:hAnsi="Times New Roman" w:cs="Times New Roman"/>
+        </w:rPr>
+      </w:pPr>
+      <w:r>
+        <w:rPr>
+          <w:rFonts w:ascii="Times New Roman" w:hAnsi="Times New Roman" w:cs="Times New Roman"/>
+        </w:rPr>
+        <w:t>df.iloc[7,3] = np.nan</w:t>
+      </w:r>
+    </w:p>
+    <w:p>
+      <w:pPr>
+        <w:rPr>
+          <w:rFonts w:ascii="Times New Roman" w:hAnsi="Times New Roman" w:cs="Times New Roman"/>
+        </w:rPr>
+      </w:pPr>
+      <w:r>
+        <w:rPr>
+          <w:rFonts w:ascii="Times New Roman" w:hAnsi="Times New Roman" w:cs="Times New Roman"/>
+        </w:rPr>
+        <w:t>def highlight_nan(value):</w:t>
+      </w:r>
+    </w:p>
+    <w:p>
+      <w:pPr>
+        <w:rPr>
+          <w:rFonts w:ascii="Times New Roman" w:hAnsi="Times New Roman" w:cs="Times New Roman"/>
+        </w:rPr>
+      </w:pPr>
+      <w:r>
+        <w:rPr>
+          <w:rFonts w:ascii="Times New Roman" w:hAnsi="Times New Roman" w:cs="Times New Roman"/>
+        </w:rPr>
+        <w:t>    if pd.isna(value):</w:t>
+      </w:r>
+    </w:p>
+    <w:p>
+      <w:pPr>
+        <w:rPr>
+          <w:rFonts w:ascii="Times New Roman" w:hAnsi="Times New Roman" w:cs="Times New Roman"/>
+        </w:rPr>
+      </w:pPr>
+      <w:r>
+        <w:rPr>
+          <w:rFonts w:ascii="Times New Roman" w:hAnsi="Times New Roman" w:cs="Times New Roman"/>
+        </w:rPr>
+        <w:t>        return "background-color:yellow"</w:t>
+      </w:r>
+    </w:p>
+    <w:p>
+      <w:pPr>
+        <w:rPr>
+          <w:rFonts w:ascii="Times New Roman" w:hAnsi="Times New Roman" w:cs="Times New Roman"/>
+        </w:rPr>
+      </w:pPr>
+      <w:r>
+        <w:rPr>
+          <w:rFonts w:ascii="Times New Roman" w:hAnsi="Times New Roman" w:cs="Times New Roman"/>
+        </w:rPr>
+        <w:t>    return ""</w:t>
+      </w:r>
+    </w:p>
+    <w:p>
+      <w:pPr>
+        <w:rPr>
+          <w:rFonts w:ascii="Times New Roman" w:hAnsi="Times New Roman" w:cs="Times New Roman"/>
+        </w:rPr>
+      </w:pPr>
+      <w:r>
+        <w:rPr>
+          <w:rFonts w:ascii="Times New Roman" w:hAnsi="Times New Roman" w:cs="Times New Roman"/>
+        </w:rPr>
+        <w:t>df.style.map(highlight_nan)</w:t>
+      </w:r>
+    </w:p>
+    <w:p>
+      <w:pPr>
+        <w:rPr>
+          <w:rFonts w:ascii="Times New Roman" w:hAnsi="Times New Roman" w:cs="Times New Roman"/>
+        </w:rPr>
+      </w:pPr>
+      <w:r>
+        <w:rPr>
+          <w:rFonts w:ascii="Times New Roman" w:hAnsi="Times New Roman" w:cs="Times New Roman"/>
+        </w:rPr>
+        <w:drawing>
+          <wp:inline distT="0" distB="0" distL="0" distR="0" wp14:anchorId="08687C3C" wp14:editId="2B72C152">
+            <wp:extent cx="3673158" cy="3353091"/>
+            <wp:effectExtent l="0" t="0" r="3810" b="0"/>
+            <wp:docPr id="339593529" name="Picture 1"/>
+            <wp:cNvGraphicFramePr>
+              <a:graphicFrameLocks xmlns:a="http://schemas.openxmlformats.org/drawingml/2006/main" noChangeAspect="1"/>
+            </wp:cNvGraphicFramePr>
+            <a:graphic xmlns:a="http://schemas.openxmlformats.org/drawingml/2006/main">
+              <a:graphicData uri="http://schemas.openxmlformats.org/drawingml/2006/picture">
+                <pic:pic xmlns:pic="http://schemas.openxmlformats.org/drawingml/2006/picture">
+                  <pic:nvPicPr>
+                    <pic:cNvPr id="339593529" name=""/>
+                    <pic:cNvPicPr/>
+                  </pic:nvPicPr>
+                  <pic:blipFill>
+                    <a:blip r:embed="rId14"/>
+                    <a:stretch>
+                      <a:fillRect/>
+                    </a:stretch>
+                  </pic:blipFill>
+                  <pic:spPr>
+                    <a:xfrm>
+                      <a:off x="0" y="0"/>
+                      <a:ext cx="3673158" cy="3353091"/>
+                    </a:xfrm>
+                    <a:prstGeom prst="rect">
+                      <a:avLst/>
+                    </a:prstGeom>
+                  </pic:spPr>
+                </pic:pic>
+              </a:graphicData>
+            </a:graphic>
+          </wp:inline>
+        </w:drawing>
+      </w:r>
+    </w:p>
+    <w:p>
+      <w:pPr>
+        <w:rPr>
+          <w:rFonts w:ascii="Times New Roman" w:hAnsi="Times New Roman" w:cs="Times New Roman"/>
+        </w:rPr>
+      </w:pPr>
+      <w:r>
+        <w:rPr>
+          <w:rFonts w:ascii="Times New Roman" w:hAnsi="Times New Roman" w:cs="Times New Roman"/>
+        </w:rPr>
+        <w:t>QUESTION 12:</w:t>
+      </w:r>
+    </w:p>
+    <w:p>
+      <w:pPr>
+        <w:rPr>
+          <w:rFonts w:ascii="Times New Roman" w:hAnsi="Times New Roman" w:cs="Times New Roman"/>
+        </w:rPr>
+      </w:pPr>
+      <w:r>
+        <w:rPr>
+          <w:rFonts w:ascii="Times New Roman" w:hAnsi="Times New Roman" w:cs="Times New Roman"/>
+        </w:rPr>
+        <w:t>import pandas as pd</w:t>
+      </w:r>
+    </w:p>
+    <w:p>
+      <w:pPr>
+        <w:rPr>
+          <w:rFonts w:ascii="Times New Roman" w:hAnsi="Times New Roman" w:cs="Times New Roman"/>
+        </w:rPr>
+      </w:pPr>
+      <w:r>
+        <w:rPr>
+          <w:rFonts w:ascii="Times New Roman" w:hAnsi="Times New Roman" w:cs="Times New Roman"/>
+        </w:rPr>
+        <w:t>import numpy as np</w:t>
+      </w:r>
+    </w:p>
+    <w:p>
+      <w:pPr>
+        <w:rPr>
+          <w:rFonts w:ascii="Times New Roman" w:hAnsi="Times New Roman" w:cs="Times New Roman"/>
+        </w:rPr>
+      </w:pPr>
+      <w:r>
+        <w:rPr>
+          <w:rFonts w:ascii="Times New Roman" w:hAnsi="Times New Roman" w:cs="Times New Roman"/>
+        </w:rPr>
+        <w:t>df = pd.DataFrame(np.random.randint(1,100,size=(10,4)),</w:t>
+      </w:r>
+    </w:p>
+    <w:p>
+      <w:pPr>
+        <w:rPr>
+          <w:rFonts w:ascii="Times New Roman" w:hAnsi="Times New Roman" w:cs="Times New Roman"/>
+        </w:rPr>
+      </w:pPr>
+      <w:r>
+        <w:rPr>
+          <w:rFonts w:ascii="Times New Roman" w:hAnsi="Times New Roman" w:cs="Times New Roman"/>
+        </w:rPr>
+        <w:t>                  columns=["A","B","C","D"])</w:t>
+      </w:r>
+    </w:p>
+    <w:p>
+      <w:pPr>
+        <w:rPr>
+          <w:rFonts w:ascii="Times New Roman" w:hAnsi="Times New Roman" w:cs="Times New Roman"/>
+        </w:rPr>
+      </w:pPr>
+      <w:r>
+        <w:rPr>
+          <w:rFonts w:ascii="Times New Roman" w:hAnsi="Times New Roman" w:cs="Times New Roman"/>
+        </w:rPr>
+        <w:t>df.style.set_properties(**{</w:t>
+      </w:r>
+    </w:p>
+    <w:p>
+      <w:pPr>
+        <w:rPr>
+          <w:rFonts w:ascii="Times New Roman" w:hAnsi="Times New Roman" w:cs="Times New Roman"/>
+        </w:rPr>
+      </w:pPr>
+      <w:r>
+        <w:rPr>
+          <w:rFonts w:ascii="Times New Roman" w:hAnsi="Times New Roman" w:cs="Times New Roman"/>
+        </w:rPr>
+        <w:t>    "background-color":"black",</w:t>
+      </w:r>
+    </w:p>
+    <w:p>
+      <w:pPr>
+        <w:rPr>
+          <w:rFonts w:ascii="Times New Roman" w:hAnsi="Times New Roman" w:cs="Times New Roman"/>
+        </w:rPr>
+      </w:pPr>
+      <w:r>
+        <w:rPr>
+          <w:rFonts w:ascii="Times New Roman" w:hAnsi="Times New Roman" w:cs="Times New Roman"/>
+        </w:rPr>
+        <w:t>    "color":"yellow"</w:t>
+      </w:r>
+    </w:p>
+    <w:p>
+      <w:pPr>
+        <w:rPr>
+          <w:rFonts w:ascii="Times New Roman" w:hAnsi="Times New Roman" w:cs="Times New Roman"/>
+        </w:rPr>
+      </w:pPr>
+      <w:r>
+        <w:rPr>
+          <w:rFonts w:ascii="Times New Roman" w:hAnsi="Times New Roman" w:cs="Times New Roman"/>
+        </w:rPr>
+        <w:t>})</w:t>
+      </w:r>
+    </w:p>
+    <w:p>
+      <w:pPr>
+        <w:rPr>
+          <w:rFonts w:ascii="Times New Roman" w:hAnsi="Times New Roman" w:cs="Times New Roman"/>
+        </w:rPr>
+      </w:pPr>
+      <w:r>
+        <w:rPr>
+          <w:rFonts w:ascii="Times New Roman" w:hAnsi="Times New Roman" w:cs="Times New Roman"/>
+        </w:rPr>
+        <w:lastRenderedPageBreak/>
+        <w:drawing>
+          <wp:inline distT="0" distB="0" distL="0" distR="0" wp14:anchorId="5CF14769" wp14:editId="2F4D60FC">
+            <wp:extent cx="1539373" cy="3406435"/>
+            <wp:effectExtent l="0" t="0" r="3810" b="3810"/>
+            <wp:docPr id="646823838" name="Picture 1"/>
+            <wp:cNvGraphicFramePr>
+              <a:graphicFrameLocks xmlns:a="http://schemas.openxmlformats.org/drawingml/2006/main" noChangeAspect="1"/>
+            </wp:cNvGraphicFramePr>
+            <a:graphic xmlns:a="http://schemas.openxmlformats.org/drawingml/2006/main">
+              <a:graphicData uri="http://schemas.openxmlformats.org/drawingml/2006/picture">
+                <pic:pic xmlns:pic="http://schemas.openxmlformats.org/drawingml/2006/picture">
+                  <pic:nvPicPr>
+                    <pic:cNvPr id="646823838" name=""/>
+                    <pic:cNvPicPr/>
+                  </pic:nvPicPr>
+                  <pic:blipFill>
+                    <a:blip r:embed="rId15"/>
+                    <a:stretch>
+                      <a:fillRect/>
+                    </a:stretch>
+                  </pic:blipFill>
+                  <pic:spPr>
+                    <a:xfrm>
+                      <a:off x="0" y="0"/>
+                      <a:ext cx="1539373" cy="3406435"/>
+                    </a:xfrm>
+                    <a:prstGeom prst="rect">
+                      <a:avLst/>
+                    </a:prstGeom>
+                  </pic:spPr>
+                </pic:pic>
+              </a:graphicData>
+            </a:graphic>
+          </wp:inline>
+        </w:drawing>
+      </w:r>
+    </w:p>
+    <w:p>
+      <w:pPr>
+        <w:rPr>
+          <w:rFonts w:ascii="Times New Roman" w:hAnsi="Times New Roman" w:cs="Times New Roman"/>
+        </w:rPr>
+      </w:pPr>
+      <w:r>
+        <w:rPr>
+          <w:rFonts w:ascii="Times New Roman" w:hAnsi="Times New Roman" w:cs="Times New Roman"/>
+        </w:rPr>
+        <w:t>QUESTION 13:</w:t>
+      </w:r>
+    </w:p>
+    <w:p>
+      <w:pPr>
+        <w:rPr>
+          <w:rFonts w:ascii="Times New Roman" w:hAnsi="Times New Roman" w:cs="Times New Roman"/>
+        </w:rPr>
+      </w:pPr>
+      <w:r>
+        <w:rPr>
+          <w:rFonts w:ascii="Times New Roman" w:hAnsi="Times New Roman" w:cs="Times New Roman"/>
+        </w:rPr>
+        <w:t>import pandas as pd</w:t>
+      </w:r>
+    </w:p>
+    <w:p>
+      <w:pPr>
+        <w:rPr>
+          <w:rFonts w:ascii="Times New Roman" w:hAnsi="Times New Roman" w:cs="Times New Roman"/>
+        </w:rPr>
+      </w:pPr>
+      <w:r>
+        <w:rPr>
+          <w:rFonts w:ascii="Times New Roman" w:hAnsi="Times New Roman" w:cs="Times New Roman"/>
+        </w:rPr>
+        <w:t>import numpy as np</w:t>
+      </w:r>
+    </w:p>
+    <w:p>
+      <w:pPr>
+        <w:rPr>
+          <w:rFonts w:ascii="Times New Roman" w:hAnsi="Times New Roman" w:cs="Times New Roman"/>
+        </w:rPr>
+      </w:pPr>
+      <w:r>
+        <w:rPr>
+          <w:rFonts w:ascii="Times New Roman" w:hAnsi="Times New Roman" w:cs="Times New Roman"/>
+        </w:rPr>
+        <w:t>data = {</w:t>
+      </w:r>
+    </w:p>
+    <w:p>
+      <w:pPr>
+        <w:rPr>
+          <w:rFonts w:ascii="Times New Roman" w:hAnsi="Times New Roman" w:cs="Times New Roman"/>
+        </w:rPr>
+      </w:pPr>
+      <w:r>
+        <w:rPr>
+          <w:rFonts w:ascii="Times New Roman" w:hAnsi="Times New Roman" w:cs="Times New Roman"/>
+        </w:rPr>
+        <w:t>    "A":[10,20,np.nan,40],</w:t>
+      </w:r>
+    </w:p>
+    <w:p>
+      <w:pPr>
+        <w:rPr>
+          <w:rFonts w:ascii="Times New Roman" w:hAnsi="Times New Roman" w:cs="Times New Roman"/>
+        </w:rPr>
+      </w:pPr>
+      <w:r>
+        <w:rPr>
+          <w:rFonts w:ascii="Times New Roman" w:hAnsi="Times New Roman" w:cs="Times New Roman"/>
+        </w:rPr>
+        <w:t>    "B":[5,np.nan,15,25],</w:t>
+      </w:r>
+    </w:p>
+    <w:p>
+      <w:pPr>
+        <w:rPr>
+          <w:rFonts w:ascii="Times New Roman" w:hAnsi="Times New Roman" w:cs="Times New Roman"/>
+        </w:rPr>
+      </w:pPr>
+      <w:r>
+        <w:rPr>
+          <w:rFonts w:ascii="Times New Roman" w:hAnsi="Times New Roman" w:cs="Times New Roman"/>
+        </w:rPr>
+        <w:t>    "C":[1,2,3,np.nan]</w:t>
+      </w:r>
+    </w:p>
+    <w:p>
+      <w:pPr>
+        <w:rPr>
+          <w:rFonts w:ascii="Times New Roman" w:hAnsi="Times New Roman" w:cs="Times New Roman"/>
+        </w:rPr>
+      </w:pPr>
+      <w:r>
+        <w:rPr>
+          <w:rFonts w:ascii="Times New Roman" w:hAnsi="Times New Roman" w:cs="Times New Roman"/>
+        </w:rPr>
+        <w:t>}</w:t>
+      </w:r>
+    </w:p>
+    <w:p>
+      <w:pPr>
+        <w:rPr>
+          <w:rFonts w:ascii="Times New Roman" w:hAnsi="Times New Roman" w:cs="Times New Roman"/>
+        </w:rPr>
+      </w:pPr>
+      <w:r>
+        <w:rPr>
+          <w:rFonts w:ascii="Times New Roman" w:hAnsi="Times New Roman" w:cs="Times New Roman"/>
+        </w:rPr>
+        <w:t>df = pd.DataFrame(data)</w:t>
+      </w:r>
+    </w:p>
+    <w:p>
+      <w:pPr>
+        <w:rPr>
+          <w:rFonts w:ascii="Times New Roman" w:hAnsi="Times New Roman" w:cs="Times New Roman"/>
+        </w:rPr>
+      </w:pPr>
+      <w:r>
+        <w:rPr>
+          <w:rFonts w:ascii="Times New Roman" w:hAnsi="Times New Roman" w:cs="Times New Roman"/>
+        </w:rPr>
+        <w:t>print("Original DataFrame")</w:t>
+      </w:r>
+    </w:p>
+    <w:p>
+      <w:pPr>
+        <w:rPr>
+          <w:rFonts w:ascii="Times New Roman" w:hAnsi="Times New Roman" w:cs="Times New Roman"/>
+        </w:rPr>
+      </w:pPr>
+      <w:r>
+        <w:rPr>
+          <w:rFonts w:ascii="Times New Roman" w:hAnsi="Times New Roman" w:cs="Times New Roman"/>
+        </w:rPr>
+        <w:t>print(df)</w:t>
+      </w:r>
+    </w:p>
+    <w:p>
+      <w:pPr>
+        <w:rPr>
+          <w:rFonts w:ascii="Times New Roman" w:hAnsi="Times New Roman" w:cs="Times New Roman"/>
+        </w:rPr>
+      </w:pPr>
+      <w:r>
+        <w:rPr>
+          <w:rFonts w:ascii="Times New Roman" w:hAnsi="Times New Roman" w:cs="Times New Roman"/>
+        </w:rPr>
+        <w:t>print("\nMissing Values (True/False)")</w:t>
+      </w:r>
+    </w:p>
+    <w:p>
+      <w:pPr>
+        <w:rPr>
+          <w:rFonts w:ascii="Times New Roman" w:hAnsi="Times New Roman" w:cs="Times New Roman"/>
+        </w:rPr>
+      </w:pPr>
+      <w:r>
+        <w:rPr>
+          <w:rFonts w:ascii="Times New Roman" w:hAnsi="Times New Roman" w:cs="Times New Roman"/>
+        </w:rPr>
+        <w:t>print(df.isnull())</w:t>
+      </w:r>
+    </w:p>
+    <w:p>
+      <w:pPr>
+        <w:rPr>
+          <w:rFonts w:ascii="Times New Roman" w:hAnsi="Times New Roman" w:cs="Times New Roman"/>
+        </w:rPr>
+      </w:pPr>
+      <w:r>
+        <w:rPr>
+          <w:rFonts w:ascii="Times New Roman" w:hAnsi="Times New Roman" w:cs="Times New Roman"/>
+        </w:rPr>
+        <w:drawing>
+          <wp:inline distT="0" distB="0" distL="0" distR="0" wp14:anchorId="1CB61DE7" wp14:editId="42C0B3AA">
+            <wp:extent cx="2605573" cy="1356360"/>
+            <wp:effectExtent l="0" t="0" r="4445" b="0"/>
+            <wp:docPr id="1212689561" name="Picture 1"/>
+            <wp:cNvGraphicFramePr>
+              <a:graphicFrameLocks xmlns:a="http://schemas.openxmlformats.org/drawingml/2006/main" noChangeAspect="1"/>
+            </wp:cNvGraphicFramePr>
+            <a:graphic xmlns:a="http://schemas.openxmlformats.org/drawingml/2006/main">
+              <a:graphicData uri="http://schemas.openxmlformats.org/drawingml/2006/picture">
+                <pic:pic xmlns:pic="http://schemas.openxmlformats.org/drawingml/2006/picture">
+                  <pic:nvPicPr>
+                    <pic:cNvPr id="1212689561" name=""/>
+                    <pic:cNvPicPr/>
+                  </pic:nvPicPr>
+                  <pic:blipFill>
+                    <a:blip r:embed="rId16"/>
+                    <a:stretch>
+                      <a:fillRect/>
+                    </a:stretch>
+                  </pic:blipFill>
+                  <pic:spPr>
+                    <a:xfrm>
+                      <a:off x="0" y="0"/>
+                      <a:ext cx="2621478" cy="1364640"/>
+                    </a:xfrm>
+                    <a:prstGeom prst="rect">
+                      <a:avLst/>
+                    </a:prstGeom>
+                  </pic:spPr>
+                </pic:pic>
+              </a:graphicData>
+            </a:graphic>
+          </wp:inline>
+        </w:drawing>
+      </w:r>
+    </w:p>
+    <w:p>
+      <w:pPr>
+        <w:rPr>
+          <w:rFonts w:ascii="Times New Roman" w:hAnsi="Times New Roman" w:cs="Times New Roman"/>
+        </w:rPr>
+      </w:pPr>
+      <w:r>
+        <w:rPr>
+          <w:rFonts w:ascii="Times New Roman" w:hAnsi="Times New Roman" w:cs="Times New Roman"/>
+        </w:rPr>
+        <w:lastRenderedPageBreak/>
+        <w:t>QUESTION 14:</w:t>
+      </w:r>
+    </w:p>
+    <w:p>
+      <w:pPr>
+        <w:rPr>
+          <w:rFonts w:ascii="Times New Roman" w:hAnsi="Times New Roman" w:cs="Times New Roman"/>
+        </w:rPr>
+      </w:pPr>
+      <w:r>
+        <w:rPr>
+          <w:rFonts w:ascii="Times New Roman" w:hAnsi="Times New Roman" w:cs="Times New Roman"/>
+        </w:rPr>
+        <w:t>import pandas as pd</w:t>
+      </w:r>
+    </w:p>
+    <w:p>
+      <w:pPr>
+        <w:rPr>
+          <w:rFonts w:ascii="Times New Roman" w:hAnsi="Times New Roman" w:cs="Times New Roman"/>
+        </w:rPr>
+      </w:pPr>
+      <w:r>
+        <w:rPr>
+          <w:rFonts w:ascii="Times New Roman" w:hAnsi="Times New Roman" w:cs="Times New Roman"/>
+        </w:rPr>
+        <w:t>import numpy as np</w:t>
+      </w:r>
+    </w:p>
+    <w:p>
+      <w:pPr>
+        <w:rPr>
+          <w:rFonts w:ascii="Times New Roman" w:hAnsi="Times New Roman" w:cs="Times New Roman"/>
+        </w:rPr>
+      </w:pPr>
+      <w:r>
+        <w:rPr>
+          <w:rFonts w:ascii="Times New Roman" w:hAnsi="Times New Roman" w:cs="Times New Roman"/>
+        </w:rPr>
+        <w:t>data = {</w:t>
+      </w:r>
+    </w:p>
+    <w:p>
+      <w:pPr>
+        <w:rPr>
+          <w:rFonts w:ascii="Times New Roman" w:hAnsi="Times New Roman" w:cs="Times New Roman"/>
+        </w:rPr>
+      </w:pPr>
+      <w:r>
+        <w:rPr>
+          <w:rFonts w:ascii="Times New Roman" w:hAnsi="Times New Roman" w:cs="Times New Roman"/>
+        </w:rPr>
+        <w:t>    "A":[10,20,np.nan,40],</w:t>
+      </w:r>
+    </w:p>
+    <w:p>
+      <w:pPr>
+        <w:rPr>
+          <w:rFonts w:ascii="Times New Roman" w:hAnsi="Times New Roman" w:cs="Times New Roman"/>
+        </w:rPr>
+      </w:pPr>
+      <w:r>
+        <w:rPr>
+          <w:rFonts w:ascii="Times New Roman" w:hAnsi="Times New Roman" w:cs="Times New Roman"/>
+        </w:rPr>
+        <w:t>    "B":[5,np.nan,15,25],</w:t>
+      </w:r>
+    </w:p>
+    <w:p>
+      <w:pPr>
+        <w:rPr>
+          <w:rFonts w:ascii="Times New Roman" w:hAnsi="Times New Roman" w:cs="Times New Roman"/>
+        </w:rPr>
+      </w:pPr>
+      <w:r>
+        <w:rPr>
+          <w:rFonts w:ascii="Times New Roman" w:hAnsi="Times New Roman" w:cs="Times New Roman"/>
+        </w:rPr>
+        <w:t>    "C":[1,2,3,np.nan]</w:t>
+      </w:r>
+    </w:p>
+    <w:p>
+      <w:pPr>
+        <w:rPr>
+          <w:rFonts w:ascii="Times New Roman" w:hAnsi="Times New Roman" w:cs="Times New Roman"/>
+        </w:rPr>
+      </w:pPr>
+      <w:r>
+        <w:rPr>
+          <w:rFonts w:ascii="Times New Roman" w:hAnsi="Times New Roman" w:cs="Times New Roman"/>
+        </w:rPr>
+        <w:t>}</w:t>
+      </w:r>
+    </w:p>
+    <w:p>
+      <w:pPr>
+        <w:rPr>
+          <w:rFonts w:ascii="Times New Roman" w:hAnsi="Times New Roman" w:cs="Times New Roman"/>
+        </w:rPr>
+      </w:pPr>
+      <w:r>
+        <w:rPr>
+          <w:rFonts w:ascii="Times New Roman" w:hAnsi="Times New Roman" w:cs="Times New Roman"/>
+        </w:rPr>
+        <w:t>df = pd.DataFrame(data)</w:t>
+      </w:r>
+    </w:p>
+    <w:p>
+      <w:pPr>
+        <w:rPr>
+          <w:rFonts w:ascii="Times New Roman" w:hAnsi="Times New Roman" w:cs="Times New Roman"/>
+        </w:rPr>
+      </w:pPr>
+      <w:r>
+        <w:rPr>
+          <w:rFonts w:ascii="Times New Roman" w:hAnsi="Times New Roman" w:cs="Times New Roman"/>
+        </w:rPr>
+        <w:t>print("Original DataFrame")</w:t>
+      </w:r>
+    </w:p>
+    <w:p>
+      <w:pPr>
+        <w:rPr>
+          <w:rFonts w:ascii="Times New Roman" w:hAnsi="Times New Roman" w:cs="Times New Roman"/>
+        </w:rPr>
+      </w:pPr>
+      <w:r>
+        <w:rPr>
+          <w:rFonts w:ascii="Times New Roman" w:hAnsi="Times New Roman" w:cs="Times New Roman"/>
+        </w:rPr>
+        <w:t>print(df)</w:t>
+      </w:r>
+    </w:p>
+    <w:p>
+      <w:pPr>
+        <w:rPr>
+          <w:rFonts w:ascii="Times New Roman" w:hAnsi="Times New Roman" w:cs="Times New Roman"/>
+        </w:rPr>
+      </w:pPr>
+      <w:r>
+        <w:rPr>
+          <w:rFonts w:ascii="Times New Roman" w:hAnsi="Times New Roman" w:cs="Times New Roman"/>
+        </w:rPr>
+        <w:t>df.fillna(0, inplace=True)</w:t>
+      </w:r>
+    </w:p>
+    <w:p>
+      <w:pPr>
+        <w:rPr>
+          <w:rFonts w:ascii="Times New Roman" w:hAnsi="Times New Roman" w:cs="Times New Roman"/>
+        </w:rPr>
+      </w:pPr>
+      <w:r>
+        <w:rPr>
+          <w:rFonts w:ascii="Times New Roman" w:hAnsi="Times New Roman" w:cs="Times New Roman"/>
+        </w:rPr>
+        <w:t>print("\nAfter Replacing Missing Values")</w:t>
+      </w:r>
+    </w:p>
+    <w:p>
+      <w:pPr>
+        <w:rPr>
+          <w:rFonts w:ascii="Times New Roman" w:hAnsi="Times New Roman" w:cs="Times New Roman"/>
+        </w:rPr>
+      </w:pPr>
+      <w:r>
+        <w:rPr>
+          <w:rFonts w:ascii="Times New Roman" w:hAnsi="Times New Roman" w:cs="Times New Roman"/>
+        </w:rPr>
+        <w:t>print(df)</w:t>
+      </w:r>
+    </w:p>
+    <w:p>
+      <w:pPr>
+        <w:rPr>
+          <w:rFonts w:ascii="Times New Roman" w:hAnsi="Times New Roman" w:cs="Times New Roman"/>
+        </w:rPr>
+      </w:pPr>
+      <w:r>
+        <w:rPr>
+          <w:rFonts w:ascii="Times New Roman" w:hAnsi="Times New Roman" w:cs="Times New Roman"/>
+        </w:rPr>
+        <w:drawing>
+          <wp:inline distT="0" distB="0" distL="0" distR="0" wp14:anchorId="257FEEC1" wp14:editId="37F71D88">
+            <wp:extent cx="2339543" cy="2293819"/>
+            <wp:effectExtent l="0" t="0" r="3810" b="0"/>
+            <wp:docPr id="1329756663" name="Picture 1"/>
+            <wp:cNvGraphicFramePr>
+              <a:graphicFrameLocks xmlns:a="http://schemas.openxmlformats.org/drawingml/2006/main" noChangeAspect="1"/>
+            </wp:cNvGraphicFramePr>
+            <a:graphic xmlns:a="http://schemas.openxmlformats.org/drawingml/2006/main">
+              <a:graphicData uri="http://schemas.openxmlformats.org/drawingml/2006/picture">
+                <pic:pic xmlns:pic="http://schemas.openxmlformats.org/drawingml/2006/picture">
+                  <pic:nvPicPr>
+                    <pic:cNvPr id="1329756663" name=""/>
+                    <pic:cNvPicPr/>
+                  </pic:nvPicPr>
+                  <pic:blipFill>
+                    <a:blip r:embed="rId17"/>
+                    <a:stretch>
+                      <a:fillRect/>
+                    </a:stretch>
+                  </pic:blipFill>
+                  <pic:spPr>
+                    <a:xfrm>
+                      <a:off x="0" y="0"/>
+                      <a:ext cx="2339543" cy="2293819"/>
+                    </a:xfrm>
+                    <a:prstGeom prst="rect">
+                      <a:avLst/>
+                    </a:prstGeom>
+                  </pic:spPr>
+                </pic:pic>
+              </a:graphicData>
+            </a:graphic>
+          </wp:inline>
+        </w:drawing>
+      </w:r>
+    </w:p>
+    <w:p>
+      <w:pPr>
+        <w:rPr>
+          <w:rFonts w:ascii="Times New Roman" w:hAnsi="Times New Roman" w:cs="Times New Roman"/>
+        </w:rPr>
+      </w:pPr>
+      <w:r>
+        <w:rPr>
+          <w:rFonts w:ascii="Times New Roman" w:hAnsi="Times New Roman" w:cs="Times New Roman"/>
+        </w:rPr>
+        <w:t>QUESTION 15:</w:t>
+      </w:r>
+    </w:p>
+    <w:p>
+      <w:pPr>
+        <w:rPr>
+          <w:rFonts w:ascii="Times New Roman" w:hAnsi="Times New Roman" w:cs="Times New Roman"/>
+        </w:rPr>
+      </w:pPr>
+      <w:r>
+        <w:rPr>
+          <w:rFonts w:ascii="Times New Roman" w:hAnsi="Times New Roman" w:cs="Times New Roman"/>
+        </w:rPr>
+        <w:t>import pandas as pd</w:t>
+      </w:r>
+    </w:p>
+    <w:p>
+      <w:pPr>
+        <w:rPr>
+          <w:rFonts w:ascii="Times New Roman" w:hAnsi="Times New Roman" w:cs="Times New Roman"/>
+        </w:rPr>
+      </w:pPr>
+      <w:r>
+        <w:rPr>
+          <w:rFonts w:ascii="Times New Roman" w:hAnsi="Times New Roman" w:cs="Times New Roman"/>
+        </w:rPr>
+        <w:t>import numpy as np</w:t>
+      </w:r>
+    </w:p>
+    <w:p>
+      <w:pPr>
+        <w:rPr>
+          <w:rFonts w:ascii="Times New Roman" w:hAnsi="Times New Roman" w:cs="Times New Roman"/>
+        </w:rPr>
+      </w:pPr>
+      <w:r>
+        <w:rPr>
+          <w:rFonts w:ascii="Times New Roman" w:hAnsi="Times New Roman" w:cs="Times New Roman"/>
+        </w:rPr>
+        <w:t>data = {</w:t>
+      </w:r>
+    </w:p>
+    <w:p>
+      <w:pPr>
+        <w:rPr>
+          <w:rFonts w:ascii="Times New Roman" w:hAnsi="Times New Roman" w:cs="Times New Roman"/>
+        </w:rPr>
+      </w:pPr>
+      <w:r>
+        <w:rPr>
+          <w:rFonts w:ascii="Times New Roman" w:hAnsi="Times New Roman" w:cs="Times New Roman"/>
+        </w:rPr>
+        <w:t>    "A":[10,np.nan,np.nan,40],</w:t>
+      </w:r>
+    </w:p>
+    <w:p>
+      <w:pPr>
+        <w:rPr>
+          <w:rFonts w:ascii="Times New Roman" w:hAnsi="Times New Roman" w:cs="Times New Roman"/>
+        </w:rPr>
+      </w:pPr>
+      <w:r>
+        <w:rPr>
+          <w:rFonts w:ascii="Times New Roman" w:hAnsi="Times New Roman" w:cs="Times New Roman"/>
+        </w:rPr>
+        <w:t>    "B":[5,np.nan,15,np.nan],</w:t>
+      </w:r>
+    </w:p>
+    <w:p>
+      <w:pPr>
+        <w:rPr>
+          <w:rFonts w:ascii="Times New Roman" w:hAnsi="Times New Roman" w:cs="Times New Roman"/>
+        </w:rPr>
+      </w:pPr>
+      <w:r>
+        <w:rPr>
+          <w:rFonts w:ascii="Times New Roman" w:hAnsi="Times New Roman" w:cs="Times New Roman"/>
+        </w:rPr>
+        <w:t>    "C":[1,np.nan,np.nan,np.nan]</w:t>
+      </w:r>
+    </w:p>
+    <w:p>
+      <w:pPr>
+        <w:rPr>
+          <w:rFonts w:ascii="Times New Roman" w:hAnsi="Times New Roman" w:cs="Times New Roman"/>
+        </w:rPr>
+      </w:pPr>
+      <w:r>
+        <w:rPr>
+          <w:rFonts w:ascii="Times New Roman" w:hAnsi="Times New Roman" w:cs="Times New Roman"/>
+        </w:rPr>
+        <w:lastRenderedPageBreak/>
+        <w:t>}</w:t>
+      </w:r>
+    </w:p>
+    <w:p>
+      <w:pPr>
+        <w:rPr>
+          <w:rFonts w:ascii="Times New Roman" w:hAnsi="Times New Roman" w:cs="Times New Roman"/>
+        </w:rPr>
+      </w:pPr>
+      <w:r>
+        <w:rPr>
+          <w:rFonts w:ascii="Times New Roman" w:hAnsi="Times New Roman" w:cs="Times New Roman"/>
+        </w:rPr>
+        <w:t>df = pd.DataFrame(data)</w:t>
+      </w:r>
+    </w:p>
+    <w:p>
+      <w:pPr>
+        <w:rPr>
+          <w:rFonts w:ascii="Times New Roman" w:hAnsi="Times New Roman" w:cs="Times New Roman"/>
+        </w:rPr>
+      </w:pPr>
+      <w:r>
+        <w:rPr>
+          <w:rFonts w:ascii="Times New Roman" w:hAnsi="Times New Roman" w:cs="Times New Roman"/>
+        </w:rPr>
+        <w:t>print("Original DataFrame")</w:t>
+      </w:r>
+    </w:p>
+    <w:p>
+      <w:pPr>
+        <w:rPr>
+          <w:rFonts w:ascii="Times New Roman" w:hAnsi="Times New Roman" w:cs="Times New Roman"/>
+        </w:rPr>
+      </w:pPr>
+      <w:r>
+        <w:rPr>
+          <w:rFonts w:ascii="Times New Roman" w:hAnsi="Times New Roman" w:cs="Times New Roman"/>
+        </w:rPr>
+        <w:t>print(df)</w:t>
+      </w:r>
+    </w:p>
+    <w:p>
+      <w:pPr>
+        <w:rPr>
+          <w:rFonts w:ascii="Times New Roman" w:hAnsi="Times New Roman" w:cs="Times New Roman"/>
+        </w:rPr>
+      </w:pPr>
+      <w:r>
+        <w:rPr>
+          <w:rFonts w:ascii="Times New Roman" w:hAnsi="Times New Roman" w:cs="Times New Roman"/>
+        </w:rPr>
+        <w:t>result = df[df.isnull().sum(axis=1) &gt;= 2]</w:t>
+      </w:r>
+    </w:p>
+    <w:p>
+      <w:pPr>
+        <w:rPr>
+          <w:rFonts w:ascii="Times New Roman" w:hAnsi="Times New Roman" w:cs="Times New Roman"/>
+        </w:rPr>
+      </w:pPr>
+      <w:r>
+        <w:rPr>
+          <w:rFonts w:ascii="Times New Roman" w:hAnsi="Times New Roman" w:cs="Times New Roman"/>
+        </w:rPr>
+        <w:t>print("\nRows with at least 2 NaN values")</w:t>
+      </w:r>
+    </w:p>
+    <w:p>
+      <w:pPr>
+        <w:rPr>
+          <w:rFonts w:ascii="Times New Roman" w:hAnsi="Times New Roman" w:cs="Times New Roman"/>
+        </w:rPr>
+      </w:pPr>
+      <w:r>
+        <w:rPr>
+          <w:rFonts w:ascii="Times New Roman" w:hAnsi="Times New Roman" w:cs="Times New Roman"/>
+        </w:rPr>
+        <w:t>print(result)</w:t>
+      </w:r>
+    </w:p>
+    <w:p>
+      <w:pPr>
+        <w:rPr>
+          <w:rFonts w:ascii="Times New Roman" w:hAnsi="Times New Roman" w:cs="Times New Roman"/>
+        </w:rPr>
+      </w:pPr>
+      <w:r>
+        <w:rPr>
+          <w:rFonts w:ascii="Times New Roman" w:hAnsi="Times New Roman" w:cs="Times New Roman"/>
+        </w:rPr>
+        <w:drawing>
+          <wp:inline distT="0" distB="0" distL="0" distR="0" wp14:anchorId="39D89A58" wp14:editId="45A5E9AD">
+            <wp:extent cx="2530059" cy="2072820"/>
+            <wp:effectExtent l="0" t="0" r="3810" b="3810"/>
+            <wp:docPr id="1832349065" name="Picture 1"/>
+            <wp:cNvGraphicFramePr>
+              <a:graphicFrameLocks xmlns:a="http://schemas.openxmlformats.org/drawingml/2006/main" noChangeAspect="1"/>
+            </wp:cNvGraphicFramePr>
+            <a:graphic xmlns:a="http://schemas.openxmlformats.org/drawingml/2006/main">
+              <a:graphicData uri="http://schemas.openxmlformats.org/drawingml/2006/picture">
+                <pic:pic xmlns:pic="http://schemas.openxmlformats.org/drawingml/2006/picture">
+                  <pic:nvPicPr>
+                    <pic:cNvPr id="1832349065" name=""/>
+                    <pic:cNvPicPr/>
+                  </pic:nvPicPr>
+                  <pic:blipFill>
+                    <a:blip r:embed="rId18"/>
+                    <a:stretch>
+                      <a:fillRect/>
+                    </a:stretch>
+                  </pic:blipFill>
+                  <pic:spPr>
+                    <a:xfrm>
+                      <a:off x="0" y="0"/>
+                      <a:ext cx="2530059" cy="2072820"/>
+                    </a:xfrm>
+                    <a:prstGeom prst="rect">
+                      <a:avLst/>
+                    </a:prstGeom>
+                  </pic:spPr>
+                </pic:pic>
+              </a:graphicData>
+            </a:graphic>
+          </wp:inline>
+        </w:drawing>
+      </w:r>
+    </w:p>
+    <w:p>
+      <w:pPr>
+        <w:rPr>
+          <w:rFonts w:ascii="Times New Roman" w:hAnsi="Times New Roman" w:cs="Times New Roman"/>
+        </w:rPr>
+      </w:pPr>
+      <w:r>
+        <w:rPr>
+          <w:rFonts w:ascii="Times New Roman" w:hAnsi="Times New Roman" w:cs="Times New Roman"/>
+        </w:rPr>
+        <w:t>QUESTION 16:</w:t>
+      </w:r>
+    </w:p>
+    <w:p>
+      <w:pPr>
+        <w:rPr>
+          <w:rFonts w:ascii="Times New Roman" w:hAnsi="Times New Roman" w:cs="Times New Roman"/>
+        </w:rPr>
+      </w:pPr>
+      <w:r>
+        <w:rPr>
+          <w:rFonts w:ascii="Times New Roman" w:hAnsi="Times New Roman" w:cs="Times New Roman"/>
+        </w:rPr>
+        <w:t>import pandas as pd</w:t>
+      </w:r>
+    </w:p>
+    <w:p>
+      <w:pPr>
+        <w:rPr>
+          <w:rFonts w:ascii="Times New Roman" w:hAnsi="Times New Roman" w:cs="Times New Roman"/>
+        </w:rPr>
+      </w:pPr>
+      <w:r>
+        <w:rPr>
+          <w:rFonts w:ascii="Times New Roman" w:hAnsi="Times New Roman" w:cs="Times New Roman"/>
+        </w:rPr>
+        <w:t>from google.colab import files</w:t>
+      </w:r>
+    </w:p>
+    <w:p>
+      <w:pPr>
+        <w:rPr>
+          <w:rFonts w:ascii="Times New Roman" w:hAnsi="Times New Roman" w:cs="Times New Roman"/>
+        </w:rPr>
+      </w:pPr>
+      <w:r>
+        <w:rPr>
+          <w:rFonts w:ascii="Times New Roman" w:hAnsi="Times New Roman" w:cs="Times New Roman"/>
+        </w:rPr>
+        <w:t>uploaded = files.upload()</w:t>
+      </w:r>
+    </w:p>
+    <w:p>
+      <w:pPr>
+        <w:rPr>
+          <w:rFonts w:ascii="Times New Roman" w:hAnsi="Times New Roman" w:cs="Times New Roman"/>
+        </w:rPr>
+      </w:pPr>
+      <w:r>
+        <w:rPr>
+          <w:rFonts w:ascii="Times New Roman" w:hAnsi="Times New Roman" w:cs="Times New Roman"/>
+        </w:rPr>
+        <w:t>df = pd.read_csv("school_data.csv")</w:t>
+      </w:r>
+    </w:p>
+    <w:p>
+      <w:pPr>
+        <w:rPr>
+          <w:rFonts w:ascii="Times New Roman" w:hAnsi="Times New Roman" w:cs="Times New Roman"/>
+        </w:rPr>
+      </w:pPr>
+      <w:r>
+        <w:rPr>
+          <w:rFonts w:ascii="Times New Roman" w:hAnsi="Times New Roman" w:cs="Times New Roman"/>
+        </w:rPr>
+        <w:t>group = df.groupby("school_code")</w:t>
+      </w:r>
+    </w:p>
+    <w:p>
+      <w:pPr>
+        <w:rPr>
+          <w:rFonts w:ascii="Times New Roman" w:hAnsi="Times New Roman" w:cs="Times New Roman"/>
+        </w:rPr>
+      </w:pPr>
+      <w:r>
+        <w:rPr>
+          <w:rFonts w:ascii="Times New Roman" w:hAnsi="Times New Roman" w:cs="Times New Roman"/>
+        </w:rPr>
+        <w:t>print("Type of GroupBy Object:")</w:t>
+      </w:r>
+    </w:p>
+    <w:p>
+      <w:pPr>
+        <w:rPr>
+          <w:rFonts w:ascii="Times New Roman" w:hAnsi="Times New Roman" w:cs="Times New Roman"/>
+        </w:rPr>
+      </w:pPr>
+      <w:r>
+        <w:rPr>
+          <w:rFonts w:ascii="Times New Roman" w:hAnsi="Times New Roman" w:cs="Times New Roman"/>
+        </w:rPr>
+        <w:t>print(type(group))</w:t>
+      </w:r>
+    </w:p>
+    <w:p>
+      <w:pPr>
+        <w:rPr>
+          <w:rFonts w:ascii="Times New Roman" w:hAnsi="Times New Roman" w:cs="Times New Roman"/>
+        </w:rPr>
+      </w:pPr>
+      <w:r>
+        <w:rPr>
+          <w:rFonts w:ascii="Times New Roman" w:hAnsi="Times New Roman" w:cs="Times New Roman"/>
+        </w:rPr>
+        <w:t>for name, data in group:</w:t>
+      </w:r>
+    </w:p>
+    <w:p>
+      <w:pPr>
+        <w:rPr>
+          <w:rFonts w:ascii="Times New Roman" w:hAnsi="Times New Roman" w:cs="Times New Roman"/>
+        </w:rPr>
+      </w:pPr>
+      <w:r>
+        <w:rPr>
+          <w:rFonts w:ascii="Times New Roman" w:hAnsi="Times New Roman" w:cs="Times New Roman"/>
+        </w:rPr>
+        <w:t>    print("\nSchool Code:", name)</w:t>
+      </w:r>
+    </w:p>
+    <w:p>
+      <w:pPr>
+        <w:rPr>
+          <w:rFonts w:ascii="Times New Roman" w:hAnsi="Times New Roman" w:cs="Times New Roman"/>
+        </w:rPr>
+      </w:pPr>
+      <w:r>
+        <w:rPr>
+          <w:rFonts w:ascii="Times New Roman" w:hAnsi="Times New Roman" w:cs="Times New Roman"/>
+        </w:rPr>
+        <w:t>    print(data)</w:t>
+      </w:r>
+    </w:p>
+    <w:p>
+      <w:pPr>
+        <w:rPr>
+          <w:rFonts w:ascii="Times New Roman" w:hAnsi="Times New Roman" w:cs="Times New Roman"/>
+        </w:rPr>
+      </w:pPr>
+      <w:r>
+        <w:rPr>
+          <w:rFonts w:ascii="Times New Roman" w:hAnsi="Times New Roman" w:cs="Times New Roman"/>
+        </w:rPr>
+        <w:lastRenderedPageBreak/>
+        <w:drawing>
+          <wp:inline distT="0" distB="0" distL="0" distR="0" wp14:anchorId="6C946EB2" wp14:editId="156786FF">
+            <wp:extent cx="4625741" cy="4168501"/>
+            <wp:effectExtent l="0" t="0" r="3810" b="3810"/>
+            <wp:docPr id="95175827" name="Picture 1"/>
+            <wp:cNvGraphicFramePr>
+              <a:graphicFrameLocks xmlns:a="http://schemas.openxmlformats.org/drawingml/2006/main" noChangeAspect="1"/>
+            </wp:cNvGraphicFramePr>
+            <a:graphic xmlns:a="http://schemas.openxmlformats.org/drawingml/2006/main">
+              <a:graphicData uri="http://schemas.openxmlformats.org/drawingml/2006/picture">
+                <pic:pic xmlns:pic="http://schemas.openxmlformats.org/drawingml/2006/picture">
+                  <pic:nvPicPr>
+                    <pic:cNvPr id="95175827" name=""/>
+                    <pic:cNvPicPr/>
+                  </pic:nvPicPr>
+                  <pic:blipFill>
+                    <a:blip r:embed="rId19"/>
+                    <a:stretch>
+                      <a:fillRect/>
+                    </a:stretch>
+                  </pic:blipFill>
+                  <pic:spPr>
+                    <a:xfrm>
+                      <a:off x="0" y="0"/>
+                      <a:ext cx="4625741" cy="4168501"/>
+                    </a:xfrm>
+                    <a:prstGeom prst="rect">
+                      <a:avLst/>
+                    </a:prstGeom>
+                  </pic:spPr>
+                </pic:pic>
+              </a:graphicData>
+            </a:graphic>
+          </wp:inline>
+        </w:drawing>
+      </w:r>
+    </w:p>
+    <w:p>
+      <w:pPr>
+        <w:rPr>
+          <w:rFonts w:ascii="Times New Roman" w:hAnsi="Times New Roman" w:cs="Times New Roman"/>
+        </w:rPr>
+      </w:pPr>
+      <w:r>
+        <w:rPr>
+          <w:rFonts w:ascii="Times New Roman" w:hAnsi="Times New Roman" w:cs="Times New Roman"/>
+        </w:rPr>
+        <w:t>QUESTION 17:</w:t>
+      </w:r>
+    </w:p>
+    <w:p>
+      <w:pPr>
+        <w:rPr>
+          <w:rFonts w:ascii="Times New Roman" w:hAnsi="Times New Roman" w:cs="Times New Roman"/>
+        </w:rPr>
+      </w:pPr>
+      <w:r>
+        <w:rPr>
+          <w:rFonts w:ascii="Times New Roman" w:hAnsi="Times New Roman" w:cs="Times New Roman"/>
+        </w:rPr>
+        <w:t>import pandas as pd</w:t>
+      </w:r>
+    </w:p>
+    <w:p>
+      <w:pPr>
+        <w:rPr>
+          <w:rFonts w:ascii="Times New Roman" w:hAnsi="Times New Roman" w:cs="Times New Roman"/>
+        </w:rPr>
+      </w:pPr>
+      <w:r>
+        <w:rPr>
+          <w:rFonts w:ascii="Times New Roman" w:hAnsi="Times New Roman" w:cs="Times New Roman"/>
+        </w:rPr>
+        <w:t>from google.colab import files</w:t>
+      </w:r>
+    </w:p>
+    <w:p>
+      <w:pPr>
+        <w:rPr>
+          <w:rFonts w:ascii="Times New Roman" w:hAnsi="Times New Roman" w:cs="Times New Roman"/>
+        </w:rPr>
+      </w:pPr>
+      <w:r>
+        <w:rPr>
+          <w:rFonts w:ascii="Times New Roman" w:hAnsi="Times New Roman" w:cs="Times New Roman"/>
+        </w:rPr>
+        <w:t>uploaded = files.upload()</w:t>
+      </w:r>
+    </w:p>
+    <w:p>
+      <w:pPr>
+        <w:rPr>
+          <w:rFonts w:ascii="Times New Roman" w:hAnsi="Times New Roman" w:cs="Times New Roman"/>
+        </w:rPr>
+      </w:pPr>
+      <w:r>
+        <w:rPr>
+          <w:rFonts w:ascii="Times New Roman" w:hAnsi="Times New Roman" w:cs="Times New Roman"/>
+        </w:rPr>
+        <w:t>df = pd.read_csv("school_data.csv")</w:t>
+      </w:r>
+    </w:p>
+    <w:p>
+      <w:pPr>
+        <w:rPr>
+          <w:rFonts w:ascii="Times New Roman" w:hAnsi="Times New Roman" w:cs="Times New Roman"/>
+        </w:rPr>
+      </w:pPr>
+      <w:r>
+        <w:rPr>
+          <w:rFonts w:ascii="Times New Roman" w:hAnsi="Times New Roman" w:cs="Times New Roman"/>
+        </w:rPr>
+        <w:t>result = df.groupby("school_code")["age"].agg(["mean","min","max"])</w:t>
+      </w:r>
+    </w:p>
+    <w:p>
+      <w:pPr>
+        <w:rPr>
+          <w:rFonts w:ascii="Times New Roman" w:hAnsi="Times New Roman" w:cs="Times New Roman"/>
+        </w:rPr>
+      </w:pPr>
+      <w:r>
+        <w:rPr>
+          <w:rFonts w:ascii="Times New Roman" w:hAnsi="Times New Roman" w:cs="Times New Roman"/>
+        </w:rPr>
+        <w:t>print(result)</w:t>
+      </w:r>
+    </w:p>
+    <w:p>
+      <w:pPr>
+        <w:rPr>
+          <w:rFonts w:ascii="Times New Roman" w:hAnsi="Times New Roman" w:cs="Times New Roman"/>
+        </w:rPr>
+      </w:pPr>
+      <w:r>
+        <w:rPr>
+          <w:rFonts w:ascii="Times New Roman" w:hAnsi="Times New Roman" w:cs="Times New Roman"/>
+        </w:rPr>
+        <w:drawing>
+          <wp:inline distT="0" distB="0" distL="0" distR="0" wp14:anchorId="117186B7" wp14:editId="4B49E64F">
+            <wp:extent cx="4701947" cy="1546994"/>
+            <wp:effectExtent l="0" t="0" r="3810" b="0"/>
+            <wp:docPr id="1574203975" name="Picture 1"/>
+            <wp:cNvGraphicFramePr>
+              <a:graphicFrameLocks xmlns:a="http://schemas.openxmlformats.org/drawingml/2006/main" noChangeAspect="1"/>
+            </wp:cNvGraphicFramePr>
+            <a:graphic xmlns:a="http://schemas.openxmlformats.org/drawingml/2006/main">
+              <a:graphicData uri="http://schemas.openxmlformats.org/drawingml/2006/picture">
+                <pic:pic xmlns:pic="http://schemas.openxmlformats.org/drawingml/2006/picture">
+                  <pic:nvPicPr>
+                    <pic:cNvPr id="1574203975" name=""/>
+                    <pic:cNvPicPr/>
+                  </pic:nvPicPr>
+                  <pic:blipFill>
+                    <a:blip r:embed="rId20"/>
+                    <a:stretch>
+                      <a:fillRect/>
+                    </a:stretch>
+                  </pic:blipFill>
+                  <pic:spPr>
+                    <a:xfrm>
+                      <a:off x="0" y="0"/>
+                      <a:ext cx="4701947" cy="1546994"/>
+                    </a:xfrm>
+                    <a:prstGeom prst="rect">
+                      <a:avLst/>
+                    </a:prstGeom>
+                  </pic:spPr>
+                </pic:pic>
+              </a:graphicData>
+            </a:graphic>
+          </wp:inline>
+        </w:drawing>
+      </w:r>
+    </w:p>
+    <w:p>
+      <w:pPr>
+        <w:rPr>
+          <w:rFonts w:ascii="Times New Roman" w:hAnsi="Times New Roman" w:cs="Times New Roman"/>
+        </w:rPr>
+      </w:pPr>
+      <w:r>
+        <w:rPr>
+          <w:rFonts w:ascii="Times New Roman" w:hAnsi="Times New Roman" w:cs="Times New Roman"/>
+        </w:rPr>
+        <w:t>QUESTION 18 :</w:t>
+      </w:r>
+    </w:p>
+    <w:p>
+      <w:pPr>
+        <w:rPr>
+          <w:rFonts w:ascii="Times New Roman" w:hAnsi="Times New Roman" w:cs="Times New Roman"/>
+        </w:rPr>
+      </w:pPr>
+      <w:r>
+        <w:rPr>
+          <w:rFonts w:ascii="Times New Roman" w:hAnsi="Times New Roman" w:cs="Times New Roman"/>
+        </w:rPr>
+        <w:t>import pandas as pd</w:t>
+      </w:r>
+    </w:p>
+    <w:p>
+      <w:pPr>
+        <w:rPr>
+          <w:rFonts w:ascii="Times New Roman" w:hAnsi="Times New Roman" w:cs="Times New Roman"/>
+        </w:rPr>
+      </w:pPr>
+      <w:r>
+        <w:rPr>
+          <w:rFonts w:ascii="Times New Roman" w:hAnsi="Times New Roman" w:cs="Times New Roman"/>
+        </w:rPr>
+        <w:lastRenderedPageBreak/>
+        <w:t>from google.colab import files</w:t>
+      </w:r>
+    </w:p>
+    <w:p>
+      <w:pPr>
+        <w:rPr>
+          <w:rFonts w:ascii="Times New Roman" w:hAnsi="Times New Roman" w:cs="Times New Roman"/>
+        </w:rPr>
+      </w:pPr>
+      <w:r>
+        <w:rPr>
+          <w:rFonts w:ascii="Times New Roman" w:hAnsi="Times New Roman" w:cs="Times New Roman"/>
+        </w:rPr>
+        <w:t>uploaded = files.upload()</w:t>
+      </w:r>
+    </w:p>
+    <w:p>
+      <w:pPr>
+        <w:rPr>
+          <w:rFonts w:ascii="Times New Roman" w:hAnsi="Times New Roman" w:cs="Times New Roman"/>
+        </w:rPr>
+      </w:pPr>
+      <w:r>
+        <w:rPr>
+          <w:rFonts w:ascii="Times New Roman" w:hAnsi="Times New Roman" w:cs="Times New Roman"/>
+        </w:rPr>
+        <w:t>df = pd.read_csv("school_data.csv")</w:t>
+      </w:r>
+    </w:p>
+    <w:p>
+      <w:pPr>
+        <w:rPr>
+          <w:rFonts w:ascii="Times New Roman" w:hAnsi="Times New Roman" w:cs="Times New Roman"/>
+        </w:rPr>
+      </w:pPr>
+      <w:r>
+        <w:rPr>
+          <w:rFonts w:ascii="Times New Roman" w:hAnsi="Times New Roman" w:cs="Times New Roman"/>
+        </w:rPr>
+        <w:t>group = df.groupby(["school_code","class"])</w:t>
+      </w:r>
+    </w:p>
+    <w:p>
+      <w:pPr>
+        <w:rPr>
+          <w:rFonts w:ascii="Times New Roman" w:hAnsi="Times New Roman" w:cs="Times New Roman"/>
+        </w:rPr>
+      </w:pPr>
+      <w:r>
+        <w:rPr>
+          <w:rFonts w:ascii="Times New Roman" w:hAnsi="Times New Roman" w:cs="Times New Roman"/>
+        </w:rPr>
+        <w:t>for name, data in group:</w:t>
+      </w:r>
+    </w:p>
+    <w:p>
+      <w:pPr>
+        <w:rPr>
+          <w:rFonts w:ascii="Times New Roman" w:hAnsi="Times New Roman" w:cs="Times New Roman"/>
+        </w:rPr>
+      </w:pPr>
+      <w:r>
+        <w:rPr>
+          <w:rFonts w:ascii="Times New Roman" w:hAnsi="Times New Roman" w:cs="Times New Roman"/>
+        </w:rPr>
+        <w:t>    print("\nGroup:", name)</w:t>
+      </w:r>
+    </w:p>
+    <w:p>
+      <w:pPr>
+        <w:rPr>
+          <w:rFonts w:ascii="Times New Roman" w:hAnsi="Times New Roman" w:cs="Times New Roman"/>
+        </w:rPr>
+      </w:pPr>
+      <w:r>
+        <w:rPr>
+          <w:rFonts w:ascii="Times New Roman" w:hAnsi="Times New Roman" w:cs="Times New Roman"/>
+        </w:rPr>
+        <w:t>    print(data)</w:t>
+      </w:r>
+    </w:p>
+    <w:p>
+      <w:pPr>
+        <w:rPr>
+          <w:rFonts w:ascii="Times New Roman" w:hAnsi="Times New Roman" w:cs="Times New Roman"/>
+        </w:rPr>
+      </w:pPr>
+      <w:r>
+        <w:rPr>
+          <w:rFonts w:ascii="Times New Roman" w:hAnsi="Times New Roman" w:cs="Times New Roman"/>
+        </w:rPr>
+        <w:drawing>
+          <wp:inline distT="0" distB="0" distL="0" distR="0" wp14:anchorId="6EED75CD" wp14:editId="26CD2539">
+            <wp:extent cx="4839119" cy="4359018"/>
+            <wp:effectExtent l="0" t="0" r="0" b="3810"/>
+            <wp:docPr id="570218822" name="Picture 1"/>
+            <wp:cNvGraphicFramePr>
+              <a:graphicFrameLocks xmlns:a="http://schemas.openxmlformats.org/drawingml/2006/main" noChangeAspect="1"/>
+            </wp:cNvGraphicFramePr>
+            <a:graphic xmlns:a="http://schemas.openxmlformats.org/drawingml/2006/main">
+              <a:graphicData uri="http://schemas.openxmlformats.org/drawingml/2006/picture">
+                <pic:pic xmlns:pic="http://schemas.openxmlformats.org/drawingml/2006/picture">
+                  <pic:nvPicPr>
+                    <pic:cNvPr id="570218822" name=""/>
+                    <pic:cNvPicPr/>
+                  </pic:nvPicPr>
+                  <pic:blipFill>
+                    <a:blip r:embed="rId21"/>
+                    <a:stretch>
+                      <a:fillRect/>
+                    </a:stretch>
+                  </pic:blipFill>
+                  <pic:spPr>
+                    <a:xfrm>
+                      <a:off x="0" y="0"/>
+                      <a:ext cx="4839119" cy="4359018"/>
+                    </a:xfrm>
+                    <a:prstGeom prst="rect">
+                      <a:avLst/>
+                    </a:prstGeom>
+                  </pic:spPr>
+                </pic:pic>
+              </a:graphicData>
+            </a:graphic>
+          </wp:inline>
+        </w:drawing>
+      </w:r>
+    </w:p>
+    <w:p>
+      <w:pPr>
+        <w:rPr>
+          <w:rFonts w:ascii="Times New Roman" w:hAnsi="Times New Roman" w:cs="Times New Roman"/>
+        </w:rPr>
+      </w:pPr>
+      <w:r>
+        <w:rPr>
+          <w:rFonts w:ascii="Times New Roman" w:hAnsi="Times New Roman" w:cs="Times New Roman"/>
+        </w:rPr>
+        <w:t>QUESTION 19:</w:t>
+      </w:r>
+    </w:p>
+    <w:p>
+      <w:pPr>
+        <w:rPr>
+          <w:rFonts w:ascii="Times New Roman" w:hAnsi="Times New Roman" w:cs="Times New Roman"/>
+        </w:rPr>
+      </w:pPr>
+      <w:r>
+        <w:rPr>
+          <w:rFonts w:ascii="Times New Roman" w:hAnsi="Times New Roman" w:cs="Times New Roman"/>
+        </w:rPr>
+        <w:t>import pandas as pd</w:t>
+      </w:r>
+    </w:p>
+    <w:p>
+      <w:pPr>
+        <w:rPr>
+          <w:rFonts w:ascii="Times New Roman" w:hAnsi="Times New Roman" w:cs="Times New Roman"/>
+        </w:rPr>
+      </w:pPr>
+      <w:r>
+        <w:rPr>
+          <w:rFonts w:ascii="Times New Roman" w:hAnsi="Times New Roman" w:cs="Times New Roman"/>
+        </w:rPr>
+        <w:t>from google.colab import files</w:t>
+      </w:r>
+    </w:p>
+    <w:p>
+      <w:pPr>
+        <w:rPr>
+          <w:rFonts w:ascii="Times New Roman" w:hAnsi="Times New Roman" w:cs="Times New Roman"/>
+        </w:rPr>
+      </w:pPr>
+      <w:r>
+        <w:rPr>
+          <w:rFonts w:ascii="Times New Roman" w:hAnsi="Times New Roman" w:cs="Times New Roman"/>
+        </w:rPr>
+        <w:t>uploaded = files.upload()</w:t>
+      </w:r>
+    </w:p>
+    <w:p>
+      <w:pPr>
+        <w:rPr>
+          <w:rFonts w:ascii="Times New Roman" w:hAnsi="Times New Roman" w:cs="Times New Roman"/>
+        </w:rPr>
+      </w:pPr>
+      <w:r>
+        <w:rPr>
+          <w:rFonts w:ascii="Times New Roman" w:hAnsi="Times New Roman" w:cs="Times New Roman"/>
+        </w:rPr>
+        <w:t>df = pd.read_csv("world_alcohol.csv")</w:t>
+      </w:r>
+    </w:p>
+    <w:p>
+      <w:pPr>
+        <w:rPr>
+          <w:rFonts w:ascii="Times New Roman" w:hAnsi="Times New Roman" w:cs="Times New Roman"/>
+        </w:rPr>
+      </w:pPr>
+      <w:r>
+        <w:rPr>
+          <w:rFonts w:ascii="Times New Roman" w:hAnsi="Times New Roman" w:cs="Times New Roman"/>
+        </w:rPr>
+        <w:t>print("Shape of Dataset:")</w:t>
+      </w:r>
+    </w:p>
+    <w:p>
+      <w:pPr>
+        <w:rPr>
+          <w:rFonts w:ascii="Times New Roman" w:hAnsi="Times New Roman" w:cs="Times New Roman"/>
+        </w:rPr>
+      </w:pPr>
+      <w:r>
+        <w:rPr>
+          <w:rFonts w:ascii="Times New Roman" w:hAnsi="Times New Roman" w:cs="Times New Roman"/>
+        </w:rPr>
+        <w:t>print(df.shape)</w:t>
+      </w:r>
+    </w:p>
+    <w:p>
+      <w:pPr>
+        <w:rPr>
+          <w:rFonts w:ascii="Times New Roman" w:hAnsi="Times New Roman" w:cs="Times New Roman"/>
+        </w:rPr>
+      </w:pPr>
+      <w:r>
+        <w:rPr>
+          <w:rFonts w:ascii="Times New Roman" w:hAnsi="Times New Roman" w:cs="Times New Roman"/>
+        </w:rPr>
+        <w:lastRenderedPageBreak/>
+        <w:t>print("\nColumn Names:")</w:t>
+      </w:r>
+    </w:p>
+    <w:p>
+      <w:pPr>
+        <w:rPr>
+          <w:rFonts w:ascii="Times New Roman" w:hAnsi="Times New Roman" w:cs="Times New Roman"/>
+        </w:rPr>
+      </w:pPr>
+      <w:r>
+        <w:rPr>
+          <w:rFonts w:ascii="Times New Roman" w:hAnsi="Times New Roman" w:cs="Times New Roman"/>
+        </w:rPr>
+        <w:t>print(df.columns)</w:t>
+      </w:r>
+    </w:p>
+    <w:p>
+      <w:pPr>
+        <w:rPr>
+          <w:rFonts w:ascii="Times New Roman" w:hAnsi="Times New Roman" w:cs="Times New Roman"/>
+        </w:rPr>
+      </w:pPr>
+      <w:r>
+        <w:rPr>
+          <w:rFonts w:ascii="Times New Roman" w:hAnsi="Times New Roman" w:cs="Times New Roman"/>
+        </w:rPr>
+        <w:drawing>
+          <wp:inline distT="0" distB="0" distL="0" distR="0" wp14:anchorId="7783EC2B" wp14:editId="0949A5D3">
+            <wp:extent cx="5731510" cy="1238885"/>
+            <wp:effectExtent l="0" t="0" r="2540" b="0"/>
+            <wp:docPr id="2008472218" name="Picture 1"/>
+            <wp:cNvGraphicFramePr>
+              <a:graphicFrameLocks xmlns:a="http://schemas.openxmlformats.org/drawingml/2006/main" noChangeAspect="1"/>
+            </wp:cNvGraphicFramePr>
+            <a:graphic xmlns:a="http://schemas.openxmlformats.org/drawingml/2006/main">
+              <a:graphicData uri="http://schemas.openxmlformats.org/drawingml/2006/picture">
+                <pic:pic xmlns:pic="http://schemas.openxmlformats.org/drawingml/2006/picture">
+                  <pic:nvPicPr>
+                    <pic:cNvPr id="2008472218" name=""/>
+                    <pic:cNvPicPr/>
+                  </pic:nvPicPr>
+                  <pic:blipFill>
+                    <a:blip r:embed="rId22"/>
+                    <a:stretch>
+                      <a:fillRect/>
+                    </a:stretch>
+                  </pic:blipFill>
+                  <pic:spPr>
+                    <a:xfrm>
+                      <a:off x="0" y="0"/>
+                      <a:ext cx="5731510" cy="1238885"/>
+                    </a:xfrm>
+                    <a:prstGeom prst="rect">
+                      <a:avLst/>
+                    </a:prstGeom>
+                  </pic:spPr>
+                </pic:pic>
+              </a:graphicData>
+            </a:graphic>
+          </wp:inline>
+        </w:drawing>
+      </w:r>
+    </w:p>
+    <w:p>
+      <w:pPr>
+        <w:rPr>
+          <w:rFonts w:ascii="Times New Roman" w:hAnsi="Times New Roman" w:cs="Times New Roman"/>
+        </w:rPr>
+      </w:pPr>
+      <w:r>
+        <w:rPr>
+          <w:rFonts w:ascii="Times New Roman" w:hAnsi="Times New Roman" w:cs="Times New Roman"/>
+        </w:rPr>
+        <w:t>QUESTION 20 :</w:t>
+      </w:r>
+    </w:p>
+    <w:p>
+      <w:pPr>
+        <w:rPr>
+          <w:rFonts w:ascii="Times New Roman" w:hAnsi="Times New Roman" w:cs="Times New Roman"/>
+        </w:rPr>
+      </w:pPr>
+      <w:r>
+        <w:rPr>
+          <w:rFonts w:ascii="Times New Roman" w:hAnsi="Times New Roman" w:cs="Times New Roman"/>
+        </w:rPr>
+        <w:t>import pandas as pd</w:t>
+      </w:r>
+    </w:p>
+    <w:p>
+      <w:pPr>
+        <w:rPr>
+          <w:rFonts w:ascii="Times New Roman" w:hAnsi="Times New Roman" w:cs="Times New Roman"/>
+        </w:rPr>
+      </w:pPr>
+      <w:r>
+        <w:rPr>
+          <w:rFonts w:ascii="Times New Roman" w:hAnsi="Times New Roman" w:cs="Times New Roman"/>
+        </w:rPr>
+        <w:t>from google.colab import files</w:t>
+      </w:r>
+    </w:p>
+    <w:p>
+      <w:pPr>
+        <w:rPr>
+          <w:rFonts w:ascii="Times New Roman" w:hAnsi="Times New Roman" w:cs="Times New Roman"/>
+        </w:rPr>
+      </w:pPr>
+      <w:r>
+        <w:rPr>
+          <w:rFonts w:ascii="Times New Roman" w:hAnsi="Times New Roman" w:cs="Times New Roman"/>
+        </w:rPr>
+        <w:t>uploaded = files.upload()</w:t>
+      </w:r>
+    </w:p>
+    <w:p>
+      <w:pPr>
+        <w:rPr>
+          <w:rFonts w:ascii="Times New Roman" w:hAnsi="Times New Roman" w:cs="Times New Roman"/>
+        </w:rPr>
+      </w:pPr>
+      <w:r>
+        <w:rPr>
+          <w:rFonts w:ascii="Times New Roman" w:hAnsi="Times New Roman" w:cs="Times New Roman"/>
+        </w:rPr>
+        <w:t>df = pd.read_csv("world_alcohol.csv")</w:t>
+      </w:r>
+    </w:p>
+    <w:p>
+      <w:pPr>
+        <w:rPr>
+          <w:rFonts w:ascii="Times New Roman" w:hAnsi="Times New Roman" w:cs="Times New Roman"/>
+        </w:rPr>
+      </w:pPr>
+      <w:r>
+        <w:rPr>
+          <w:rFonts w:ascii="Times New Roman" w:hAnsi="Times New Roman" w:cs="Times New Roman"/>
+        </w:rPr>
+        <w:t>substring = input("Enter Country Name: ")</w:t>
+      </w:r>
+    </w:p>
+    <w:p>
+      <w:pPr>
+        <w:rPr>
+          <w:rFonts w:ascii="Times New Roman" w:hAnsi="Times New Roman" w:cs="Times New Roman"/>
+        </w:rPr>
+      </w:pPr>
+      <w:r>
+        <w:rPr>
+          <w:rFonts w:ascii="Times New Roman" w:hAnsi="Times New Roman" w:cs="Times New Roman"/>
+        </w:rPr>
+        <w:t>result = df[df["Country"].str.contains(substring, case=False, na=False)]</w:t>
+      </w:r>
+    </w:p>
+    <w:p>
+      <w:pPr>
+        <w:rPr>
+          <w:rFonts w:ascii="Times New Roman" w:hAnsi="Times New Roman" w:cs="Times New Roman"/>
+        </w:rPr>
+      </w:pPr>
+      <w:r>
+        <w:rPr>
+          <w:rFonts w:ascii="Times New Roman" w:hAnsi="Times New Roman" w:cs="Times New Roman"/>
+        </w:rPr>
+        <w:t>print(result.index)</w:t>
+      </w:r>
+    </w:p>
+    <w:p>
+      <w:pPr>
+        <w:rPr>
+          <w:rFonts w:ascii="Times New Roman" w:hAnsi="Times New Roman" w:cs="Times New Roman"/>
+        </w:rPr>
+      </w:pPr>
+      <w:r>
+        <w:rPr>
+          <w:rFonts w:ascii="Times New Roman" w:hAnsi="Times New Roman" w:cs="Times New Roman"/>
+        </w:rPr>
+        <w:drawing>
+          <wp:inline distT="0" distB="0" distL="0" distR="0" wp14:anchorId="2EDF3496" wp14:editId="43F13BEE">
+            <wp:extent cx="4930567" cy="1028789"/>
+            <wp:effectExtent l="0" t="0" r="3810" b="0"/>
+            <wp:docPr id="933543431" name="Picture 1"/>
+            <wp:cNvGraphicFramePr>
+              <a:graphicFrameLocks xmlns:a="http://schemas.openxmlformats.org/drawingml/2006/main" noChangeAspect="1"/>
+            </wp:cNvGraphicFramePr>
+            <a:graphic xmlns:a="http://schemas.openxmlformats.org/drawingml/2006/main">
+              <a:graphicData uri="http://schemas.openxmlformats.org/drawingml/2006/picture">
+                <pic:pic xmlns:pic="http://schemas.openxmlformats.org/drawingml/2006/picture">
+                  <pic:nvPicPr>
+                    <pic:cNvPr id="933543431" name=""/>
+                    <pic:cNvPicPr/>
+                  </pic:nvPicPr>
+                  <pic:blipFill>
+                    <a:blip r:embed="rId23"/>
+                    <a:stretch>
+                      <a:fillRect/>
+                    </a:stretch>
+                  </pic:blipFill>
+                  <pic:spPr>
+                    <a:xfrm>
+                      <a:off x="0" y="0"/>
+                      <a:ext cx="4930567" cy="1028789"/>
+                    </a:xfrm>
+                    <a:prstGeom prst="rect">
+                      <a:avLst/>
+                    </a:prstGeom>
+                  </pic:spPr>
+                </pic:pic>
+              </a:graphicData>
+            </a:graphic>
+          </wp:inline>
+        </w:drawing>
+      </w:r>
+    </w:p>
+    <w:p>
+      <w:pPr>
+        <w:rPr>
+          <w:rFonts w:ascii="Times New Roman" w:hAnsi="Times New Roman" w:cs="Times New Roman"/>
+        </w:rPr>
+      </w:pPr>
     </w:p>
     <w:p>
       <w:pPr>
